--- a/jmeter profiles/concurrency stress test/Стрес тестування (Concurrency Thread Group).docx
+++ b/jmeter profiles/concurrency stress test/Стрес тестування (Concurrency Thread Group).docx
@@ -1,99 +1,109 @@
 
 <file path=word/document.xml><?xml version="1.0" encoding="utf-8"?>
-<w:document xmlns:mc="http://schemas.openxmlformats.org/markup-compatibility/2006" xmlns:o="urn:schemas-microsoft-com:office:office" xmlns:r="http://schemas.openxmlformats.org/officeDocument/2006/relationships" xmlns:m="http://schemas.openxmlformats.org/officeDocument/2006/math" xmlns:v="urn:schemas-microsoft-com:vml" xmlns:wp="http://schemas.openxmlformats.org/drawingml/2006/wordprocessingDrawing" xmlns:w10="urn:schemas-microsoft-com:office:word" xmlns:w="http://schemas.openxmlformats.org/wordprocessingml/2006/main" xmlns:wne="http://schemas.microsoft.com/office/word/2006/wordml" xmlns:sl="http://schemas.openxmlformats.org/schemaLibrary/2006/main" xmlns:a="http://schemas.openxmlformats.org/drawingml/2006/main" xmlns:pic="http://schemas.openxmlformats.org/drawingml/2006/picture" xmlns:c="http://schemas.openxmlformats.org/drawingml/2006/chart" xmlns:lc="http://schemas.openxmlformats.org/drawingml/2006/lockedCanvas" xmlns:dgm="http://schemas.openxmlformats.org/drawingml/2006/diagram" xmlns:wps="http://schemas.microsoft.com/office/word/2010/wordprocessingShape" xmlns:wpg="http://schemas.microsoft.com/office/word/2010/wordprocessingGroup" xmlns:w14="http://schemas.microsoft.com/office/word/2010/wordml" xmlns:w15="http://schemas.microsoft.com/office/word/2012/wordml" xmlns:w16="http://schemas.microsoft.com/office/word/2018/wordml" xmlns:w16cex="http://schemas.microsoft.com/office/word/2018/wordml/cex" xmlns:w16cid="http://schemas.microsoft.com/office/word/2016/wordml/cid" xmlns="http://schemas.microsoft.com/office/tasks/2019/documenttasks" xmlns:cr="http://schemas.microsoft.com/office/comments/2020/reactions">
+<w:document xmlns:o="urn:schemas-microsoft-com:office:office" xmlns:r="http://schemas.openxmlformats.org/officeDocument/2006/relationships" xmlns:v="urn:schemas-microsoft-com:vml" xmlns:w="http://schemas.openxmlformats.org/wordprocessingml/2006/main" xmlns:w10="urn:schemas-microsoft-com:office:word" xmlns:wp="http://schemas.openxmlformats.org/drawingml/2006/wordprocessingDrawing" xmlns:wps="http://schemas.microsoft.com/office/word/2010/wordprocessingShape" xmlns:wpg="http://schemas.microsoft.com/office/word/2010/wordprocessingGroup" xmlns:mc="http://schemas.openxmlformats.org/markup-compatibility/2006" xmlns:wp14="http://schemas.microsoft.com/office/word/2010/wordprocessingDrawing" xmlns:w14="http://schemas.microsoft.com/office/word/2010/wordml" xmlns:w15="http://schemas.microsoft.com/office/word/2012/wordml" mc:Ignorable="w14 wp14 w15">
   <w:body>
     <w:p>
       <w:pPr>
-        <w:rPr>
-          <w:rFonts w:ascii="Times New Roman" w:cs="Times New Roman" w:eastAsia="Times New Roman" w:hAnsi="Times New Roman"/>
-          <w:b w:val="1"/>
-          <w:bCs w:val="1"/>
-        </w:rPr>
-      </w:pPr>
-      <w:r>
-        <w:rPr>
-          <w:rFonts w:ascii="Times New Roman" w:cs="Times New Roman" w:eastAsia="Times New Roman" w:hAnsi="Times New Roman"/>
-          <w:b w:val="1"/>
-          <w:bCs w:val="1"/>
-          <w:rtl w:val="0"/>
-        </w:rPr>
-        <w:t xml:space="preserve">Стрес тестування (Concurrency Thread Group)</w:t>
-      </w:r>
-    </w:p>
-    <w:p>
-      <w:pPr>
-        <w:rPr>
-          <w:rFonts w:ascii="Times New Roman" w:cs="Times New Roman" w:eastAsia="Times New Roman" w:hAnsi="Times New Roman"/>
-          <w:b w:val="1"/>
-          <w:bCs w:val="1"/>
-        </w:rPr>
-      </w:pPr>
-      <w:r>
-        <w:rPr>
-          <w:rtl w:val="0"/>
-        </w:rPr>
-      </w:r>
-    </w:p>
-    <w:p>
-      <w:pPr>
+        <w:pStyle w:val="Normal1"/>
+        <w:rPr>
+          <w:rFonts w:ascii="Times New Roman" w:hAnsi="Times New Roman" w:eastAsia="Times New Roman" w:cs="Times New Roman"/>
+          <w:b/>
+          <w:b/>
+          <w:bCs/>
+        </w:rPr>
+      </w:pPr>
+      <w:r>
+        <w:rPr>
+          <w:rFonts w:eastAsia="Times New Roman" w:cs="Times New Roman" w:ascii="Times New Roman" w:hAnsi="Times New Roman"/>
+          <w:b/>
+          <w:bCs/>
+        </w:rPr>
+        <w:t>Стрес тестування (Concurrency Thread Group)</w:t>
+      </w:r>
+    </w:p>
+    <w:p>
+      <w:pPr>
+        <w:pStyle w:val="Normal1"/>
+        <w:rPr>
+          <w:rFonts w:ascii="Times New Roman" w:hAnsi="Times New Roman" w:eastAsia="Times New Roman" w:cs="Times New Roman"/>
+          <w:b/>
+          <w:b/>
+          <w:bCs/>
+        </w:rPr>
+      </w:pPr>
+      <w:r>
+        <w:rPr>
+          <w:rFonts w:eastAsia="Times New Roman" w:cs="Times New Roman" w:ascii="Times New Roman" w:hAnsi="Times New Roman"/>
+          <w:b/>
+          <w:bCs/>
+        </w:rPr>
+      </w:r>
+    </w:p>
+    <w:p>
+      <w:pPr>
+        <w:pStyle w:val="Normal1"/>
         <w:numPr>
           <w:ilvl w:val="0"/>
           <w:numId w:val="2"/>
         </w:numPr>
         <w:ind w:left="720" w:hanging="360"/>
         <w:rPr>
-          <w:rFonts w:ascii="Times New Roman" w:cs="Times New Roman" w:eastAsia="Times New Roman" w:hAnsi="Times New Roman"/>
-          <w:b w:val="1"/>
-          <w:bCs w:val="1"/>
+          <w:rFonts w:ascii="Times New Roman" w:hAnsi="Times New Roman" w:eastAsia="Times New Roman" w:cs="Times New Roman"/>
+          <w:b/>
+          <w:b/>
+          <w:bCs/>
           <w:u w:val="none"/>
         </w:rPr>
       </w:pPr>
       <w:r>
         <w:rPr>
-          <w:rFonts w:ascii="Times New Roman" w:cs="Times New Roman" w:eastAsia="Times New Roman" w:hAnsi="Times New Roman"/>
-          <w:b w:val="1"/>
-          <w:bCs w:val="1"/>
-          <w:rtl w:val="0"/>
-        </w:rPr>
-        <w:t xml:space="preserve">Тестування на 3000 Threads</w:t>
-      </w:r>
-    </w:p>
-    <w:p>
-      <w:pPr>
-        <w:rPr>
-          <w:rFonts w:ascii="Times New Roman" w:cs="Times New Roman" w:eastAsia="Times New Roman" w:hAnsi="Times New Roman"/>
-        </w:rPr>
-      </w:pPr>
-      <w:r>
-        <w:rPr>
-          <w:rFonts w:ascii="Times New Roman" w:cs="Times New Roman" w:eastAsia="Times New Roman" w:hAnsi="Times New Roman"/>
-        </w:rPr>
+          <w:rFonts w:eastAsia="Times New Roman" w:cs="Times New Roman" w:ascii="Times New Roman" w:hAnsi="Times New Roman"/>
+          <w:b/>
+          <w:bCs/>
+        </w:rPr>
+        <w:t>Тестування на 3000 Threads</w:t>
+      </w:r>
+    </w:p>
+    <w:p>
+      <w:pPr>
+        <w:pStyle w:val="Normal1"/>
+        <w:rPr>
+          <w:rFonts w:ascii="Times New Roman" w:hAnsi="Times New Roman" w:eastAsia="Times New Roman" w:cs="Times New Roman"/>
+        </w:rPr>
+      </w:pPr>
+      <w:r>
+        <w:rPr/>
         <w:drawing>
-          <wp:inline distB="114300" distT="114300" distL="114300" distR="114300">
-            <wp:extent cx="5731200" cy="2895600"/>
-            <wp:effectExtent b="0" l="0" r="0" t="0"/>
-            <wp:docPr id="6" name="image2.png"/>
-            <a:graphic>
+          <wp:inline distT="0" distB="0" distL="0" distR="0">
+            <wp:extent cx="5731510" cy="2895600"/>
+            <wp:effectExtent l="0" t="0" r="0" b="0"/>
+            <wp:docPr id="1" name="image2.png" descr=""/>
+            <wp:cNvGraphicFramePr>
+              <a:graphicFrameLocks xmlns:a="http://schemas.openxmlformats.org/drawingml/2006/main" noChangeAspect="1"/>
+            </wp:cNvGraphicFramePr>
+            <a:graphic xmlns:a="http://schemas.openxmlformats.org/drawingml/2006/main">
               <a:graphicData uri="http://schemas.openxmlformats.org/drawingml/2006/picture">
-                <pic:pic>
+                <pic:pic xmlns:pic="http://schemas.openxmlformats.org/drawingml/2006/picture">
                   <pic:nvPicPr>
-                    <pic:cNvPr id="0" name="image2.png"/>
-                    <pic:cNvPicPr preferRelativeResize="0"/>
+                    <pic:cNvPr id="1" name="image2.png" descr=""/>
+                    <pic:cNvPicPr>
+                      <a:picLocks noChangeAspect="1" noChangeArrowheads="1"/>
+                    </pic:cNvPicPr>
                   </pic:nvPicPr>
                   <pic:blipFill>
-                    <a:blip r:embed="rId6"/>
-                    <a:srcRect b="0" l="0" r="0" t="0"/>
+                    <a:blip r:embed="rId2"/>
                     <a:stretch>
                       <a:fillRect/>
                     </a:stretch>
                   </pic:blipFill>
-                  <pic:spPr>
+                  <pic:spPr bwMode="auto">
                     <a:xfrm>
                       <a:off x="0" y="0"/>
-                      <a:ext cx="5731200" cy="2895600"/>
+                      <a:ext cx="5731510" cy="2895600"/>
                     </a:xfrm>
-                    <a:prstGeom prst="rect"/>
-                    <a:ln/>
+                    <a:prstGeom prst="rect">
+                      <a:avLst/>
+                    </a:prstGeom>
                   </pic:spPr>
                 </pic:pic>
               </a:graphicData>
@@ -101,74 +111,74 @@
           </wp:inline>
         </w:drawing>
       </w:r>
-      <w:r>
-        <w:rPr>
-          <w:rtl w:val="0"/>
-        </w:rPr>
-      </w:r>
-    </w:p>
-    <w:p>
-      <w:pPr>
-        <w:rPr>
-          <w:rFonts w:ascii="Times New Roman" w:cs="Times New Roman" w:eastAsia="Times New Roman" w:hAnsi="Times New Roman"/>
-        </w:rPr>
-      </w:pPr>
-      <w:r>
-        <w:rPr>
-          <w:rtl w:val="0"/>
-        </w:rPr>
-      </w:r>
-    </w:p>
-    <w:p>
-      <w:pPr>
-        <w:rPr>
-          <w:rFonts w:ascii="Times New Roman" w:cs="Times New Roman" w:eastAsia="Times New Roman" w:hAnsi="Times New Roman"/>
-        </w:rPr>
-      </w:pPr>
-      <w:r>
-        <w:rPr>
-          <w:rFonts w:ascii="Times New Roman" w:cs="Times New Roman" w:eastAsia="Times New Roman" w:hAnsi="Times New Roman"/>
-          <w:rtl w:val="0"/>
-        </w:rPr>
-        <w:t xml:space="preserve">Фактичні результати 3000 threads</w:t>
-      </w:r>
-    </w:p>
-    <w:p>
-      <w:pPr>
-        <w:rPr>
-          <w:rFonts w:ascii="Times New Roman" w:cs="Times New Roman" w:eastAsia="Times New Roman" w:hAnsi="Times New Roman"/>
-        </w:rPr>
-      </w:pPr>
-      <w:r>
-        <w:rPr>
-          <w:rFonts w:ascii="Times New Roman" w:cs="Times New Roman" w:eastAsia="Times New Roman" w:hAnsi="Times New Roman"/>
-        </w:rPr>
+    </w:p>
+    <w:p>
+      <w:pPr>
+        <w:pStyle w:val="Normal1"/>
+        <w:rPr>
+          <w:rFonts w:ascii="Times New Roman" w:hAnsi="Times New Roman" w:eastAsia="Times New Roman" w:cs="Times New Roman"/>
+        </w:rPr>
+      </w:pPr>
+      <w:r>
+        <w:rPr>
+          <w:rFonts w:eastAsia="Times New Roman" w:cs="Times New Roman" w:ascii="Times New Roman" w:hAnsi="Times New Roman"/>
+        </w:rPr>
+      </w:r>
+    </w:p>
+    <w:p>
+      <w:pPr>
+        <w:pStyle w:val="Normal1"/>
+        <w:rPr>
+          <w:rFonts w:ascii="Times New Roman" w:hAnsi="Times New Roman" w:eastAsia="Times New Roman" w:cs="Times New Roman"/>
+        </w:rPr>
+      </w:pPr>
+      <w:r>
+        <w:rPr>
+          <w:rFonts w:eastAsia="Times New Roman" w:cs="Times New Roman" w:ascii="Times New Roman" w:hAnsi="Times New Roman"/>
+        </w:rPr>
+        <w:t>Фактичні результати 3000 threads</w:t>
+      </w:r>
+    </w:p>
+    <w:p>
+      <w:pPr>
+        <w:pStyle w:val="Normal1"/>
+        <w:rPr>
+          <w:rFonts w:ascii="Times New Roman" w:hAnsi="Times New Roman" w:eastAsia="Times New Roman" w:cs="Times New Roman"/>
+        </w:rPr>
+      </w:pPr>
+      <w:r>
+        <w:rPr/>
         <w:drawing>
-          <wp:inline distB="114300" distT="114300" distL="114300" distR="114300">
-            <wp:extent cx="5731200" cy="3873500"/>
-            <wp:effectExtent b="0" l="0" r="0" t="0"/>
-            <wp:docPr id="10" name="image6.png"/>
-            <a:graphic>
+          <wp:inline distT="0" distB="0" distL="0" distR="0">
+            <wp:extent cx="5731510" cy="3873500"/>
+            <wp:effectExtent l="0" t="0" r="0" b="0"/>
+            <wp:docPr id="2" name="image6.png" descr=""/>
+            <wp:cNvGraphicFramePr>
+              <a:graphicFrameLocks xmlns:a="http://schemas.openxmlformats.org/drawingml/2006/main" noChangeAspect="1"/>
+            </wp:cNvGraphicFramePr>
+            <a:graphic xmlns:a="http://schemas.openxmlformats.org/drawingml/2006/main">
               <a:graphicData uri="http://schemas.openxmlformats.org/drawingml/2006/picture">
-                <pic:pic>
+                <pic:pic xmlns:pic="http://schemas.openxmlformats.org/drawingml/2006/picture">
                   <pic:nvPicPr>
-                    <pic:cNvPr id="0" name="image6.png"/>
-                    <pic:cNvPicPr preferRelativeResize="0"/>
+                    <pic:cNvPr id="2" name="image6.png" descr=""/>
+                    <pic:cNvPicPr>
+                      <a:picLocks noChangeAspect="1" noChangeArrowheads="1"/>
+                    </pic:cNvPicPr>
                   </pic:nvPicPr>
                   <pic:blipFill>
-                    <a:blip r:embed="rId7"/>
-                    <a:srcRect b="0" l="0" r="0" t="0"/>
+                    <a:blip r:embed="rId3"/>
                     <a:stretch>
                       <a:fillRect/>
                     </a:stretch>
                   </pic:blipFill>
-                  <pic:spPr>
+                  <pic:spPr bwMode="auto">
                     <a:xfrm>
                       <a:off x="0" y="0"/>
-                      <a:ext cx="5731200" cy="3873500"/>
+                      <a:ext cx="5731510" cy="3873500"/>
                     </a:xfrm>
-                    <a:prstGeom prst="rect"/>
-                    <a:ln/>
+                    <a:prstGeom prst="rect">
+                      <a:avLst/>
+                    </a:prstGeom>
                   </pic:spPr>
                 </pic:pic>
               </a:graphicData>
@@ -176,48 +186,47 @@
           </wp:inline>
         </w:drawing>
       </w:r>
-      <w:r>
-        <w:rPr>
-          <w:rtl w:val="0"/>
-        </w:rPr>
-      </w:r>
-    </w:p>
-    <w:p>
-      <w:pPr>
-        <w:rPr>
-          <w:rFonts w:ascii="Times New Roman" w:cs="Times New Roman" w:eastAsia="Times New Roman" w:hAnsi="Times New Roman"/>
-        </w:rPr>
-      </w:pPr>
-      <w:r>
-        <w:rPr>
-          <w:rFonts w:ascii="Times New Roman" w:cs="Times New Roman" w:eastAsia="Times New Roman" w:hAnsi="Times New Roman"/>
-        </w:rPr>
+    </w:p>
+    <w:p>
+      <w:pPr>
+        <w:pStyle w:val="Normal1"/>
+        <w:rPr>
+          <w:rFonts w:ascii="Times New Roman" w:hAnsi="Times New Roman" w:eastAsia="Times New Roman" w:cs="Times New Roman"/>
+        </w:rPr>
+      </w:pPr>
+      <w:r>
+        <w:rPr/>
         <w:drawing>
-          <wp:inline distB="114300" distT="114300" distL="114300" distR="114300">
-            <wp:extent cx="5731200" cy="3873500"/>
-            <wp:effectExtent b="0" l="0" r="0" t="0"/>
-            <wp:docPr id="4" name="image1.png"/>
-            <a:graphic>
+          <wp:inline distT="0" distB="0" distL="0" distR="0">
+            <wp:extent cx="5731510" cy="3873500"/>
+            <wp:effectExtent l="0" t="0" r="0" b="0"/>
+            <wp:docPr id="3" name="image1.png" descr=""/>
+            <wp:cNvGraphicFramePr>
+              <a:graphicFrameLocks xmlns:a="http://schemas.openxmlformats.org/drawingml/2006/main" noChangeAspect="1"/>
+            </wp:cNvGraphicFramePr>
+            <a:graphic xmlns:a="http://schemas.openxmlformats.org/drawingml/2006/main">
               <a:graphicData uri="http://schemas.openxmlformats.org/drawingml/2006/picture">
-                <pic:pic>
+                <pic:pic xmlns:pic="http://schemas.openxmlformats.org/drawingml/2006/picture">
                   <pic:nvPicPr>
-                    <pic:cNvPr id="0" name="image1.png"/>
-                    <pic:cNvPicPr preferRelativeResize="0"/>
+                    <pic:cNvPr id="3" name="image1.png" descr=""/>
+                    <pic:cNvPicPr>
+                      <a:picLocks noChangeAspect="1" noChangeArrowheads="1"/>
+                    </pic:cNvPicPr>
                   </pic:nvPicPr>
                   <pic:blipFill>
-                    <a:blip r:embed="rId8"/>
-                    <a:srcRect b="0" l="0" r="0" t="0"/>
+                    <a:blip r:embed="rId4"/>
                     <a:stretch>
                       <a:fillRect/>
                     </a:stretch>
                   </pic:blipFill>
-                  <pic:spPr>
+                  <pic:spPr bwMode="auto">
                     <a:xfrm>
                       <a:off x="0" y="0"/>
-                      <a:ext cx="5731200" cy="3873500"/>
+                      <a:ext cx="5731510" cy="3873500"/>
                     </a:xfrm>
-                    <a:prstGeom prst="rect"/>
-                    <a:ln/>
+                    <a:prstGeom prst="rect">
+                      <a:avLst/>
+                    </a:prstGeom>
                   </pic:spPr>
                 </pic:pic>
               </a:graphicData>
@@ -225,60 +234,60 @@
           </wp:inline>
         </w:drawing>
       </w:r>
-      <w:r>
-        <w:rPr>
-          <w:rtl w:val="0"/>
-        </w:rPr>
-      </w:r>
-    </w:p>
-    <w:p>
-      <w:pPr>
-        <w:rPr>
-          <w:rFonts w:ascii="Times New Roman" w:cs="Times New Roman" w:eastAsia="Times New Roman" w:hAnsi="Times New Roman"/>
-        </w:rPr>
-      </w:pPr>
-      <w:r>
-        <w:rPr>
-          <w:rtl w:val="0"/>
-        </w:rPr>
-      </w:r>
-    </w:p>
-    <w:p>
-      <w:pPr>
-        <w:rPr>
-          <w:rFonts w:ascii="Times New Roman" w:cs="Times New Roman" w:eastAsia="Times New Roman" w:hAnsi="Times New Roman"/>
-        </w:rPr>
-      </w:pPr>
-      <w:r>
-        <w:rPr>
-          <w:rFonts w:ascii="Times New Roman" w:cs="Times New Roman" w:eastAsia="Times New Roman" w:hAnsi="Times New Roman"/>
-        </w:rPr>
+    </w:p>
+    <w:p>
+      <w:pPr>
+        <w:pStyle w:val="Normal1"/>
+        <w:rPr>
+          <w:rFonts w:ascii="Times New Roman" w:hAnsi="Times New Roman" w:eastAsia="Times New Roman" w:cs="Times New Roman"/>
+        </w:rPr>
+      </w:pPr>
+      <w:r>
+        <w:rPr>
+          <w:rFonts w:eastAsia="Times New Roman" w:cs="Times New Roman" w:ascii="Times New Roman" w:hAnsi="Times New Roman"/>
+        </w:rPr>
+      </w:r>
+    </w:p>
+    <w:p>
+      <w:pPr>
+        <w:pStyle w:val="Normal1"/>
+        <w:rPr>
+          <w:rFonts w:ascii="Times New Roman" w:hAnsi="Times New Roman" w:eastAsia="Times New Roman" w:cs="Times New Roman"/>
+        </w:rPr>
+      </w:pPr>
+      <w:r>
+        <w:rPr/>
         <w:drawing>
-          <wp:inline distB="114300" distT="114300" distL="114300" distR="114300">
-            <wp:extent cx="5731200" cy="3873500"/>
-            <wp:effectExtent b="0" l="0" r="0" t="0"/>
-            <wp:docPr id="7" name="image3.png"/>
-            <a:graphic>
+          <wp:inline distT="0" distB="0" distL="0" distR="0">
+            <wp:extent cx="5731510" cy="3873500"/>
+            <wp:effectExtent l="0" t="0" r="0" b="0"/>
+            <wp:docPr id="4" name="image3.png" descr=""/>
+            <wp:cNvGraphicFramePr>
+              <a:graphicFrameLocks xmlns:a="http://schemas.openxmlformats.org/drawingml/2006/main" noChangeAspect="1"/>
+            </wp:cNvGraphicFramePr>
+            <a:graphic xmlns:a="http://schemas.openxmlformats.org/drawingml/2006/main">
               <a:graphicData uri="http://schemas.openxmlformats.org/drawingml/2006/picture">
-                <pic:pic>
+                <pic:pic xmlns:pic="http://schemas.openxmlformats.org/drawingml/2006/picture">
                   <pic:nvPicPr>
-                    <pic:cNvPr id="0" name="image3.png"/>
-                    <pic:cNvPicPr preferRelativeResize="0"/>
+                    <pic:cNvPr id="4" name="image3.png" descr=""/>
+                    <pic:cNvPicPr>
+                      <a:picLocks noChangeAspect="1" noChangeArrowheads="1"/>
+                    </pic:cNvPicPr>
                   </pic:nvPicPr>
                   <pic:blipFill>
-                    <a:blip r:embed="rId9"/>
-                    <a:srcRect b="0" l="0" r="0" t="0"/>
+                    <a:blip r:embed="rId5"/>
                     <a:stretch>
                       <a:fillRect/>
                     </a:stretch>
                   </pic:blipFill>
-                  <pic:spPr>
+                  <pic:spPr bwMode="auto">
                     <a:xfrm>
                       <a:off x="0" y="0"/>
-                      <a:ext cx="5731200" cy="3873500"/>
+                      <a:ext cx="5731510" cy="3873500"/>
                     </a:xfrm>
-                    <a:prstGeom prst="rect"/>
-                    <a:ln/>
+                    <a:prstGeom prst="rect">
+                      <a:avLst/>
+                    </a:prstGeom>
                   </pic:spPr>
                 </pic:pic>
               </a:graphicData>
@@ -286,72 +295,73 @@
           </wp:inline>
         </w:drawing>
       </w:r>
-      <w:r>
-        <w:rPr>
-          <w:rtl w:val="0"/>
-        </w:rPr>
-      </w:r>
-    </w:p>
-    <w:p>
-      <w:pPr>
-        <w:rPr>
-          <w:rFonts w:ascii="Times New Roman" w:cs="Times New Roman" w:eastAsia="Times New Roman" w:hAnsi="Times New Roman"/>
-        </w:rPr>
-      </w:pPr>
-      <w:r>
-        <w:rPr>
-          <w:rtl w:val="0"/>
-        </w:rPr>
-      </w:r>
-    </w:p>
-    <w:p>
-      <w:pPr>
-        <w:rPr>
-          <w:rFonts w:ascii="Times New Roman" w:cs="Times New Roman" w:eastAsia="Times New Roman" w:hAnsi="Times New Roman"/>
-        </w:rPr>
-      </w:pPr>
-      <w:r>
-        <w:rPr>
-          <w:rtl w:val="0"/>
-        </w:rPr>
-      </w:r>
-    </w:p>
-    <w:p>
-      <w:pPr>
-        <w:rPr>
-          <w:rFonts w:ascii="Times New Roman" w:cs="Times New Roman" w:eastAsia="Times New Roman" w:hAnsi="Times New Roman"/>
-        </w:rPr>
-      </w:pPr>
-      <w:r>
-        <w:rPr>
-          <w:rFonts w:ascii="Times New Roman" w:cs="Times New Roman" w:eastAsia="Times New Roman" w:hAnsi="Times New Roman"/>
-        </w:rPr>
+    </w:p>
+    <w:p>
+      <w:pPr>
+        <w:pStyle w:val="Normal1"/>
+        <w:rPr>
+          <w:rFonts w:ascii="Times New Roman" w:hAnsi="Times New Roman" w:eastAsia="Times New Roman" w:cs="Times New Roman"/>
+        </w:rPr>
+      </w:pPr>
+      <w:r>
+        <w:rPr>
+          <w:rFonts w:eastAsia="Times New Roman" w:cs="Times New Roman" w:ascii="Times New Roman" w:hAnsi="Times New Roman"/>
+        </w:rPr>
+      </w:r>
+    </w:p>
+    <w:p>
+      <w:pPr>
+        <w:pStyle w:val="Normal1"/>
+        <w:rPr>
+          <w:rFonts w:ascii="Times New Roman" w:hAnsi="Times New Roman" w:eastAsia="Times New Roman" w:cs="Times New Roman"/>
+        </w:rPr>
+      </w:pPr>
+      <w:r>
+        <w:rPr>
+          <w:rFonts w:eastAsia="Times New Roman" w:cs="Times New Roman" w:ascii="Times New Roman" w:hAnsi="Times New Roman"/>
+        </w:rPr>
+      </w:r>
+    </w:p>
+    <w:p>
+      <w:pPr>
+        <w:pStyle w:val="Normal1"/>
+        <w:rPr>
+          <w:rFonts w:ascii="Times New Roman" w:hAnsi="Times New Roman" w:eastAsia="Times New Roman" w:cs="Times New Roman"/>
+        </w:rPr>
+      </w:pPr>
+      <w:r>
+        <w:rPr/>
         <w:drawing>
-          <wp:inline distB="114300" distT="114300" distL="114300" distR="114300">
-            <wp:extent cx="5731200" cy="3873500"/>
-            <wp:effectExtent b="0" l="0" r="0" t="0"/>
-            <wp:docPr id="1" name="image5.png"/>
-            <a:graphic>
+          <wp:inline distT="0" distB="0" distL="0" distR="0">
+            <wp:extent cx="5731510" cy="3873500"/>
+            <wp:effectExtent l="0" t="0" r="0" b="0"/>
+            <wp:docPr id="5" name="image5.png" descr=""/>
+            <wp:cNvGraphicFramePr>
+              <a:graphicFrameLocks xmlns:a="http://schemas.openxmlformats.org/drawingml/2006/main" noChangeAspect="1"/>
+            </wp:cNvGraphicFramePr>
+            <a:graphic xmlns:a="http://schemas.openxmlformats.org/drawingml/2006/main">
               <a:graphicData uri="http://schemas.openxmlformats.org/drawingml/2006/picture">
-                <pic:pic>
+                <pic:pic xmlns:pic="http://schemas.openxmlformats.org/drawingml/2006/picture">
                   <pic:nvPicPr>
-                    <pic:cNvPr id="0" name="image5.png"/>
-                    <pic:cNvPicPr preferRelativeResize="0"/>
+                    <pic:cNvPr id="5" name="image5.png" descr=""/>
+                    <pic:cNvPicPr>
+                      <a:picLocks noChangeAspect="1" noChangeArrowheads="1"/>
+                    </pic:cNvPicPr>
                   </pic:nvPicPr>
                   <pic:blipFill>
-                    <a:blip r:embed="rId10"/>
-                    <a:srcRect b="0" l="0" r="0" t="0"/>
+                    <a:blip r:embed="rId6"/>
                     <a:stretch>
                       <a:fillRect/>
                     </a:stretch>
                   </pic:blipFill>
-                  <pic:spPr>
+                  <pic:spPr bwMode="auto">
                     <a:xfrm>
                       <a:off x="0" y="0"/>
-                      <a:ext cx="5731200" cy="3873500"/>
+                      <a:ext cx="5731510" cy="3873500"/>
                     </a:xfrm>
-                    <a:prstGeom prst="rect"/>
-                    <a:ln/>
+                    <a:prstGeom prst="rect">
+                      <a:avLst/>
+                    </a:prstGeom>
                   </pic:spPr>
                 </pic:pic>
               </a:graphicData>
@@ -359,95 +369,97 @@
           </wp:inline>
         </w:drawing>
       </w:r>
-      <w:r>
-        <w:rPr>
-          <w:rtl w:val="0"/>
-        </w:rPr>
-      </w:r>
-    </w:p>
-    <w:p>
-      <w:pPr>
-        <w:rPr>
-          <w:rFonts w:ascii="Times New Roman" w:cs="Times New Roman" w:eastAsia="Times New Roman" w:hAnsi="Times New Roman"/>
-        </w:rPr>
-      </w:pPr>
-      <w:r>
-        <w:rPr>
-          <w:rtl w:val="0"/>
-        </w:rPr>
-      </w:r>
-    </w:p>
-    <w:p>
-      <w:pPr>
-        <w:rPr>
-          <w:rFonts w:ascii="Times New Roman" w:cs="Times New Roman" w:eastAsia="Times New Roman" w:hAnsi="Times New Roman"/>
-        </w:rPr>
-      </w:pPr>
-      <w:r>
-        <w:rPr>
-          <w:rtl w:val="0"/>
-        </w:rPr>
-      </w:r>
-    </w:p>
-    <w:p>
-      <w:pPr>
+    </w:p>
+    <w:p>
+      <w:pPr>
+        <w:pStyle w:val="Normal1"/>
+        <w:rPr>
+          <w:rFonts w:ascii="Times New Roman" w:hAnsi="Times New Roman" w:eastAsia="Times New Roman" w:cs="Times New Roman"/>
+        </w:rPr>
+      </w:pPr>
+      <w:r>
+        <w:rPr>
+          <w:rFonts w:eastAsia="Times New Roman" w:cs="Times New Roman" w:ascii="Times New Roman" w:hAnsi="Times New Roman"/>
+        </w:rPr>
+      </w:r>
+    </w:p>
+    <w:p>
+      <w:pPr>
+        <w:pStyle w:val="Normal1"/>
+        <w:rPr>
+          <w:rFonts w:ascii="Times New Roman" w:hAnsi="Times New Roman" w:eastAsia="Times New Roman" w:cs="Times New Roman"/>
+        </w:rPr>
+      </w:pPr>
+      <w:r>
+        <w:rPr>
+          <w:rFonts w:eastAsia="Times New Roman" w:cs="Times New Roman" w:ascii="Times New Roman" w:hAnsi="Times New Roman"/>
+        </w:rPr>
+      </w:r>
+    </w:p>
+    <w:p>
+      <w:pPr>
+        <w:pStyle w:val="Normal1"/>
         <w:numPr>
           <w:ilvl w:val="0"/>
           <w:numId w:val="2"/>
         </w:numPr>
         <w:ind w:left="720" w:hanging="360"/>
         <w:rPr>
-          <w:rFonts w:ascii="Times New Roman" w:cs="Times New Roman" w:eastAsia="Times New Roman" w:hAnsi="Times New Roman"/>
-          <w:b w:val="1"/>
-          <w:bCs w:val="1"/>
-        </w:rPr>
-      </w:pPr>
-      <w:r>
-        <w:rPr>
-          <w:rFonts w:ascii="Times New Roman" w:cs="Times New Roman" w:eastAsia="Times New Roman" w:hAnsi="Times New Roman"/>
-          <w:b w:val="1"/>
-          <w:bCs w:val="1"/>
-          <w:rtl w:val="0"/>
-        </w:rPr>
-        <w:t xml:space="preserve">Тестування на 5000 threads</w:t>
-      </w:r>
-    </w:p>
-    <w:p>
-      <w:pPr>
-        <w:rPr>
-          <w:rFonts w:ascii="Times New Roman" w:cs="Times New Roman" w:eastAsia="Times New Roman" w:hAnsi="Times New Roman"/>
-        </w:rPr>
-      </w:pPr>
-      <w:r>
-        <w:rPr>
-          <w:rFonts w:ascii="Times New Roman" w:cs="Times New Roman" w:eastAsia="Times New Roman" w:hAnsi="Times New Roman"/>
-        </w:rPr>
+          <w:rFonts w:ascii="Times New Roman" w:hAnsi="Times New Roman" w:eastAsia="Times New Roman" w:cs="Times New Roman"/>
+          <w:b/>
+          <w:b/>
+          <w:bCs/>
+        </w:rPr>
+      </w:pPr>
+      <w:r>
+        <w:rPr>
+          <w:rFonts w:eastAsia="Times New Roman" w:cs="Times New Roman" w:ascii="Times New Roman" w:hAnsi="Times New Roman"/>
+          <w:b/>
+          <w:bCs/>
+        </w:rPr>
+        <w:t>Тестування на 5000 threads</w:t>
+      </w:r>
+    </w:p>
+    <w:p>
+      <w:pPr>
+        <w:pStyle w:val="Normal1"/>
+        <w:rPr>
+          <w:rFonts w:ascii="Times New Roman" w:hAnsi="Times New Roman" w:eastAsia="Times New Roman" w:cs="Times New Roman"/>
+        </w:rPr>
+      </w:pPr>
+      <w:r>
+        <w:rPr/>
         <w:drawing>
-          <wp:inline distB="114300" distT="114300" distL="114300" distR="114300">
-            <wp:extent cx="5731200" cy="2882900"/>
-            <wp:effectExtent b="0" l="0" r="0" t="0"/>
-            <wp:docPr id="3" name="image10.png"/>
-            <a:graphic>
+          <wp:inline distT="0" distB="0" distL="0" distR="0">
+            <wp:extent cx="5731510" cy="2882900"/>
+            <wp:effectExtent l="0" t="0" r="0" b="0"/>
+            <wp:docPr id="6" name="image10.png" descr=""/>
+            <wp:cNvGraphicFramePr>
+              <a:graphicFrameLocks xmlns:a="http://schemas.openxmlformats.org/drawingml/2006/main" noChangeAspect="1"/>
+            </wp:cNvGraphicFramePr>
+            <a:graphic xmlns:a="http://schemas.openxmlformats.org/drawingml/2006/main">
               <a:graphicData uri="http://schemas.openxmlformats.org/drawingml/2006/picture">
-                <pic:pic>
+                <pic:pic xmlns:pic="http://schemas.openxmlformats.org/drawingml/2006/picture">
                   <pic:nvPicPr>
-                    <pic:cNvPr id="0" name="image10.png"/>
-                    <pic:cNvPicPr preferRelativeResize="0"/>
+                    <pic:cNvPr id="6" name="image10.png" descr=""/>
+                    <pic:cNvPicPr>
+                      <a:picLocks noChangeAspect="1" noChangeArrowheads="1"/>
+                    </pic:cNvPicPr>
                   </pic:nvPicPr>
                   <pic:blipFill>
-                    <a:blip r:embed="rId11"/>
-                    <a:srcRect b="0" l="0" r="0" t="0"/>
+                    <a:blip r:embed="rId7"/>
                     <a:stretch>
                       <a:fillRect/>
                     </a:stretch>
                   </pic:blipFill>
-                  <pic:spPr>
+                  <pic:spPr bwMode="auto">
                     <a:xfrm>
                       <a:off x="0" y="0"/>
-                      <a:ext cx="5731200" cy="2882900"/>
+                      <a:ext cx="5731510" cy="2882900"/>
                     </a:xfrm>
-                    <a:prstGeom prst="rect"/>
-                    <a:ln/>
+                    <a:prstGeom prst="rect">
+                      <a:avLst/>
+                    </a:prstGeom>
                   </pic:spPr>
                 </pic:pic>
               </a:graphicData>
@@ -455,61 +467,61 @@
           </wp:inline>
         </w:drawing>
       </w:r>
-      <w:r>
-        <w:rPr>
-          <w:rtl w:val="0"/>
-        </w:rPr>
-      </w:r>
-    </w:p>
-    <w:p>
-      <w:pPr>
-        <w:rPr>
-          <w:rFonts w:ascii="Times New Roman" w:cs="Times New Roman" w:eastAsia="Times New Roman" w:hAnsi="Times New Roman"/>
-        </w:rPr>
-      </w:pPr>
-      <w:r>
-        <w:rPr>
-          <w:rtl w:val="0"/>
-        </w:rPr>
-      </w:r>
-    </w:p>
-    <w:p>
-      <w:pPr>
-        <w:spacing w:after="240" w:before="240" w:lineRule="auto"/>
-        <w:rPr>
-          <w:rFonts w:ascii="Times New Roman" w:cs="Times New Roman" w:eastAsia="Times New Roman" w:hAnsi="Times New Roman"/>
-        </w:rPr>
-      </w:pPr>
-      <w:r>
-        <w:rPr>
-          <w:rFonts w:ascii="Times New Roman" w:cs="Times New Roman" w:eastAsia="Times New Roman" w:hAnsi="Times New Roman"/>
-        </w:rPr>
+    </w:p>
+    <w:p>
+      <w:pPr>
+        <w:pStyle w:val="Normal1"/>
+        <w:rPr>
+          <w:rFonts w:ascii="Times New Roman" w:hAnsi="Times New Roman" w:eastAsia="Times New Roman" w:cs="Times New Roman"/>
+        </w:rPr>
+      </w:pPr>
+      <w:r>
+        <w:rPr>
+          <w:rFonts w:eastAsia="Times New Roman" w:cs="Times New Roman" w:ascii="Times New Roman" w:hAnsi="Times New Roman"/>
+        </w:rPr>
+      </w:r>
+    </w:p>
+    <w:p>
+      <w:pPr>
+        <w:pStyle w:val="Normal1"/>
+        <w:spacing w:lineRule="auto" w:line="240" w:before="240" w:after="240"/>
+        <w:rPr>
+          <w:rFonts w:ascii="Times New Roman" w:hAnsi="Times New Roman" w:eastAsia="Times New Roman" w:cs="Times New Roman"/>
+        </w:rPr>
+      </w:pPr>
+      <w:r>
+        <w:rPr/>
         <w:drawing>
-          <wp:inline distB="114300" distT="114300" distL="114300" distR="114300">
-            <wp:extent cx="5731200" cy="2946400"/>
-            <wp:effectExtent b="0" l="0" r="0" t="0"/>
-            <wp:docPr id="8" name="image8.png"/>
-            <a:graphic>
+          <wp:inline distT="0" distB="0" distL="0" distR="0">
+            <wp:extent cx="5731510" cy="2946400"/>
+            <wp:effectExtent l="0" t="0" r="0" b="0"/>
+            <wp:docPr id="7" name="image8.png" descr=""/>
+            <wp:cNvGraphicFramePr>
+              <a:graphicFrameLocks xmlns:a="http://schemas.openxmlformats.org/drawingml/2006/main" noChangeAspect="1"/>
+            </wp:cNvGraphicFramePr>
+            <a:graphic xmlns:a="http://schemas.openxmlformats.org/drawingml/2006/main">
               <a:graphicData uri="http://schemas.openxmlformats.org/drawingml/2006/picture">
-                <pic:pic>
+                <pic:pic xmlns:pic="http://schemas.openxmlformats.org/drawingml/2006/picture">
                   <pic:nvPicPr>
-                    <pic:cNvPr id="0" name="image8.png"/>
-                    <pic:cNvPicPr preferRelativeResize="0"/>
+                    <pic:cNvPr id="7" name="image8.png" descr=""/>
+                    <pic:cNvPicPr>
+                      <a:picLocks noChangeAspect="1" noChangeArrowheads="1"/>
+                    </pic:cNvPicPr>
                   </pic:nvPicPr>
                   <pic:blipFill>
-                    <a:blip r:embed="rId12"/>
-                    <a:srcRect b="0" l="0" r="0" t="0"/>
+                    <a:blip r:embed="rId8"/>
                     <a:stretch>
                       <a:fillRect/>
                     </a:stretch>
                   </pic:blipFill>
-                  <pic:spPr>
+                  <pic:spPr bwMode="auto">
                     <a:xfrm>
                       <a:off x="0" y="0"/>
-                      <a:ext cx="5731200" cy="2946400"/>
+                      <a:ext cx="5731510" cy="2946400"/>
                     </a:xfrm>
-                    <a:prstGeom prst="rect"/>
-                    <a:ln/>
+                    <a:prstGeom prst="rect">
+                      <a:avLst/>
+                    </a:prstGeom>
                   </pic:spPr>
                 </pic:pic>
               </a:graphicData>
@@ -517,49 +529,48 @@
           </wp:inline>
         </w:drawing>
       </w:r>
-      <w:r>
-        <w:rPr>
-          <w:rtl w:val="0"/>
-        </w:rPr>
-      </w:r>
-    </w:p>
-    <w:p>
-      <w:pPr>
-        <w:spacing w:after="240" w:before="240" w:lineRule="auto"/>
-        <w:rPr>
-          <w:rFonts w:ascii="Times New Roman" w:cs="Times New Roman" w:eastAsia="Times New Roman" w:hAnsi="Times New Roman"/>
-        </w:rPr>
-      </w:pPr>
-      <w:r>
-        <w:rPr>
-          <w:rFonts w:ascii="Times New Roman" w:cs="Times New Roman" w:eastAsia="Times New Roman" w:hAnsi="Times New Roman"/>
-        </w:rPr>
+    </w:p>
+    <w:p>
+      <w:pPr>
+        <w:pStyle w:val="Normal1"/>
+        <w:spacing w:lineRule="auto" w:line="240" w:before="240" w:after="240"/>
+        <w:rPr>
+          <w:rFonts w:ascii="Times New Roman" w:hAnsi="Times New Roman" w:eastAsia="Times New Roman" w:cs="Times New Roman"/>
+        </w:rPr>
+      </w:pPr>
+      <w:r>
+        <w:rPr/>
         <w:drawing>
-          <wp:inline distB="114300" distT="114300" distL="114300" distR="114300">
-            <wp:extent cx="5731200" cy="4229100"/>
-            <wp:effectExtent b="0" l="0" r="0" t="0"/>
-            <wp:docPr id="5" name="image7.png"/>
-            <a:graphic>
+          <wp:inline distT="0" distB="0" distL="0" distR="0">
+            <wp:extent cx="5731510" cy="4229100"/>
+            <wp:effectExtent l="0" t="0" r="0" b="0"/>
+            <wp:docPr id="8" name="image7.png" descr=""/>
+            <wp:cNvGraphicFramePr>
+              <a:graphicFrameLocks xmlns:a="http://schemas.openxmlformats.org/drawingml/2006/main" noChangeAspect="1"/>
+            </wp:cNvGraphicFramePr>
+            <a:graphic xmlns:a="http://schemas.openxmlformats.org/drawingml/2006/main">
               <a:graphicData uri="http://schemas.openxmlformats.org/drawingml/2006/picture">
-                <pic:pic>
+                <pic:pic xmlns:pic="http://schemas.openxmlformats.org/drawingml/2006/picture">
                   <pic:nvPicPr>
-                    <pic:cNvPr id="0" name="image7.png"/>
-                    <pic:cNvPicPr preferRelativeResize="0"/>
+                    <pic:cNvPr id="8" name="image7.png" descr=""/>
+                    <pic:cNvPicPr>
+                      <a:picLocks noChangeAspect="1" noChangeArrowheads="1"/>
+                    </pic:cNvPicPr>
                   </pic:nvPicPr>
                   <pic:blipFill>
-                    <a:blip r:embed="rId13"/>
-                    <a:srcRect b="0" l="0" r="0" t="0"/>
+                    <a:blip r:embed="rId9"/>
                     <a:stretch>
                       <a:fillRect/>
                     </a:stretch>
                   </pic:blipFill>
-                  <pic:spPr>
+                  <pic:spPr bwMode="auto">
                     <a:xfrm>
                       <a:off x="0" y="0"/>
-                      <a:ext cx="5731200" cy="4229100"/>
+                      <a:ext cx="5731510" cy="4229100"/>
                     </a:xfrm>
-                    <a:prstGeom prst="rect"/>
-                    <a:ln/>
+                    <a:prstGeom prst="rect">
+                      <a:avLst/>
+                    </a:prstGeom>
                   </pic:spPr>
                 </pic:pic>
               </a:graphicData>
@@ -567,49 +578,48 @@
           </wp:inline>
         </w:drawing>
       </w:r>
-      <w:r>
-        <w:rPr>
-          <w:rtl w:val="0"/>
-        </w:rPr>
-      </w:r>
-    </w:p>
-    <w:p>
-      <w:pPr>
-        <w:spacing w:after="240" w:before="240" w:lineRule="auto"/>
-        <w:rPr>
-          <w:rFonts w:ascii="Times New Roman" w:cs="Times New Roman" w:eastAsia="Times New Roman" w:hAnsi="Times New Roman"/>
-        </w:rPr>
-      </w:pPr>
-      <w:r>
-        <w:rPr>
-          <w:rFonts w:ascii="Times New Roman" w:cs="Times New Roman" w:eastAsia="Times New Roman" w:hAnsi="Times New Roman"/>
-        </w:rPr>
+    </w:p>
+    <w:p>
+      <w:pPr>
+        <w:pStyle w:val="Normal1"/>
+        <w:spacing w:lineRule="auto" w:line="240" w:before="240" w:after="240"/>
+        <w:rPr>
+          <w:rFonts w:ascii="Times New Roman" w:hAnsi="Times New Roman" w:eastAsia="Times New Roman" w:cs="Times New Roman"/>
+        </w:rPr>
+      </w:pPr>
+      <w:r>
+        <w:rPr/>
         <w:drawing>
-          <wp:inline distB="114300" distT="114300" distL="114300" distR="114300">
-            <wp:extent cx="5731200" cy="4267200"/>
-            <wp:effectExtent b="0" l="0" r="0" t="0"/>
-            <wp:docPr id="2" name="image4.png"/>
-            <a:graphic>
+          <wp:inline distT="0" distB="0" distL="0" distR="0">
+            <wp:extent cx="5731510" cy="4267200"/>
+            <wp:effectExtent l="0" t="0" r="0" b="0"/>
+            <wp:docPr id="9" name="image4.png" descr=""/>
+            <wp:cNvGraphicFramePr>
+              <a:graphicFrameLocks xmlns:a="http://schemas.openxmlformats.org/drawingml/2006/main" noChangeAspect="1"/>
+            </wp:cNvGraphicFramePr>
+            <a:graphic xmlns:a="http://schemas.openxmlformats.org/drawingml/2006/main">
               <a:graphicData uri="http://schemas.openxmlformats.org/drawingml/2006/picture">
-                <pic:pic>
+                <pic:pic xmlns:pic="http://schemas.openxmlformats.org/drawingml/2006/picture">
                   <pic:nvPicPr>
-                    <pic:cNvPr id="0" name="image4.png"/>
-                    <pic:cNvPicPr preferRelativeResize="0"/>
+                    <pic:cNvPr id="9" name="image4.png" descr=""/>
+                    <pic:cNvPicPr>
+                      <a:picLocks noChangeAspect="1" noChangeArrowheads="1"/>
+                    </pic:cNvPicPr>
                   </pic:nvPicPr>
                   <pic:blipFill>
-                    <a:blip r:embed="rId14"/>
-                    <a:srcRect b="0" l="0" r="0" t="0"/>
+                    <a:blip r:embed="rId10"/>
                     <a:stretch>
                       <a:fillRect/>
                     </a:stretch>
                   </pic:blipFill>
-                  <pic:spPr>
+                  <pic:spPr bwMode="auto">
                     <a:xfrm>
                       <a:off x="0" y="0"/>
-                      <a:ext cx="5731200" cy="4267200"/>
+                      <a:ext cx="5731510" cy="4267200"/>
                     </a:xfrm>
-                    <a:prstGeom prst="rect"/>
-                    <a:ln/>
+                    <a:prstGeom prst="rect">
+                      <a:avLst/>
+                    </a:prstGeom>
                   </pic:spPr>
                 </pic:pic>
               </a:graphicData>
@@ -617,49 +627,48 @@
           </wp:inline>
         </w:drawing>
       </w:r>
-      <w:r>
-        <w:rPr>
-          <w:rtl w:val="0"/>
-        </w:rPr>
-      </w:r>
-    </w:p>
-    <w:p>
-      <w:pPr>
-        <w:spacing w:after="240" w:before="240" w:lineRule="auto"/>
-        <w:rPr>
-          <w:rFonts w:ascii="Times New Roman" w:cs="Times New Roman" w:eastAsia="Times New Roman" w:hAnsi="Times New Roman"/>
-        </w:rPr>
-      </w:pPr>
-      <w:r>
-        <w:rPr>
-          <w:rFonts w:ascii="Times New Roman" w:cs="Times New Roman" w:eastAsia="Times New Roman" w:hAnsi="Times New Roman"/>
-        </w:rPr>
+    </w:p>
+    <w:p>
+      <w:pPr>
+        <w:pStyle w:val="Normal1"/>
+        <w:spacing w:lineRule="auto" w:line="240" w:before="240" w:after="240"/>
+        <w:rPr>
+          <w:rFonts w:ascii="Times New Roman" w:hAnsi="Times New Roman" w:eastAsia="Times New Roman" w:cs="Times New Roman"/>
+        </w:rPr>
+      </w:pPr>
+      <w:r>
+        <w:rPr/>
         <w:drawing>
-          <wp:inline distB="114300" distT="114300" distL="114300" distR="114300">
-            <wp:extent cx="5731200" cy="4267200"/>
-            <wp:effectExtent b="0" l="0" r="0" t="0"/>
-            <wp:docPr id="9" name="image9.png"/>
-            <a:graphic>
+          <wp:inline distT="0" distB="0" distL="0" distR="0">
+            <wp:extent cx="5731510" cy="4267200"/>
+            <wp:effectExtent l="0" t="0" r="0" b="0"/>
+            <wp:docPr id="10" name="image9.png" descr=""/>
+            <wp:cNvGraphicFramePr>
+              <a:graphicFrameLocks xmlns:a="http://schemas.openxmlformats.org/drawingml/2006/main" noChangeAspect="1"/>
+            </wp:cNvGraphicFramePr>
+            <a:graphic xmlns:a="http://schemas.openxmlformats.org/drawingml/2006/main">
               <a:graphicData uri="http://schemas.openxmlformats.org/drawingml/2006/picture">
-                <pic:pic>
+                <pic:pic xmlns:pic="http://schemas.openxmlformats.org/drawingml/2006/picture">
                   <pic:nvPicPr>
-                    <pic:cNvPr id="0" name="image9.png"/>
-                    <pic:cNvPicPr preferRelativeResize="0"/>
+                    <pic:cNvPr id="10" name="image9.png" descr=""/>
+                    <pic:cNvPicPr>
+                      <a:picLocks noChangeAspect="1" noChangeArrowheads="1"/>
+                    </pic:cNvPicPr>
                   </pic:nvPicPr>
                   <pic:blipFill>
-                    <a:blip r:embed="rId15"/>
-                    <a:srcRect b="0" l="0" r="0" t="0"/>
+                    <a:blip r:embed="rId11"/>
                     <a:stretch>
                       <a:fillRect/>
                     </a:stretch>
                   </pic:blipFill>
-                  <pic:spPr>
+                  <pic:spPr bwMode="auto">
                     <a:xfrm>
                       <a:off x="0" y="0"/>
-                      <a:ext cx="5731200" cy="4267200"/>
+                      <a:ext cx="5731510" cy="4267200"/>
                     </a:xfrm>
-                    <a:prstGeom prst="rect"/>
-                    <a:ln/>
+                    <a:prstGeom prst="rect">
+                      <a:avLst/>
+                    </a:prstGeom>
                   </pic:spPr>
                 </pic:pic>
               </a:graphicData>
@@ -667,395 +676,309 @@
           </wp:inline>
         </w:drawing>
       </w:r>
-      <w:r>
-        <w:rPr>
-          <w:rtl w:val="0"/>
-        </w:rPr>
-      </w:r>
-    </w:p>
-    <w:p>
-      <w:pPr>
-        <w:spacing w:after="240" w:before="240" w:lineRule="auto"/>
-        <w:rPr>
-          <w:rFonts w:ascii="Times New Roman" w:cs="Times New Roman" w:eastAsia="Times New Roman" w:hAnsi="Times New Roman"/>
-        </w:rPr>
-      </w:pPr>
-      <w:r>
-        <w:rPr>
-          <w:rtl w:val="0"/>
-        </w:rPr>
-      </w:r>
-    </w:p>
-    <w:p>
-      <w:pPr>
-        <w:spacing w:after="240" w:before="240" w:lineRule="auto"/>
-        <w:rPr>
-          <w:rFonts w:ascii="Times New Roman" w:cs="Times New Roman" w:eastAsia="Times New Roman" w:hAnsi="Times New Roman"/>
-        </w:rPr>
-      </w:pPr>
-      <w:r>
-        <w:rPr>
-          <w:rFonts w:ascii="Times New Roman" w:cs="Times New Roman" w:eastAsia="Times New Roman" w:hAnsi="Times New Roman"/>
-          <w:rtl w:val="0"/>
-        </w:rPr>
-        <w:t xml:space="preserve">Е</w:t>
-      </w:r>
-      <w:r>
-        <w:rPr>
-          <w:rFonts w:ascii="Times New Roman" w:cs="Times New Roman" w:eastAsia="Times New Roman" w:hAnsi="Times New Roman"/>
-          <w:rtl w:val="0"/>
-        </w:rPr>
-        <w:t xml:space="preserve">ндпоінт “Get all heroes”  є найслабшою ланкою системи, оскільки саме в цього запиту найгірші результати по часу затримки, відсотку помилок. При збільшенні кількості потоків ці показники збільшуються.</w:t>
-      </w:r>
-    </w:p>
-    <w:p>
-      <w:pPr>
+    </w:p>
+    <w:p>
+      <w:pPr>
+        <w:pStyle w:val="Normal1"/>
+        <w:spacing w:lineRule="auto" w:line="240" w:before="240" w:after="240"/>
+        <w:rPr>
+          <w:rFonts w:ascii="Times New Roman" w:hAnsi="Times New Roman" w:eastAsia="Times New Roman" w:cs="Times New Roman"/>
+        </w:rPr>
+      </w:pPr>
+      <w:r>
+        <w:rPr>
+          <w:rFonts w:eastAsia="Times New Roman" w:cs="Times New Roman" w:ascii="Times New Roman" w:hAnsi="Times New Roman"/>
+        </w:rPr>
+      </w:r>
+    </w:p>
+    <w:p>
+      <w:pPr>
+        <w:pStyle w:val="Normal1"/>
+        <w:spacing w:lineRule="auto" w:line="240" w:before="240" w:after="240"/>
+        <w:rPr>
+          <w:rFonts w:ascii="Times New Roman" w:hAnsi="Times New Roman" w:eastAsia="Times New Roman" w:cs="Times New Roman"/>
+        </w:rPr>
+      </w:pPr>
+      <w:r>
+        <w:rPr>
+          <w:rFonts w:eastAsia="Times New Roman" w:cs="Times New Roman" w:ascii="Times New Roman" w:hAnsi="Times New Roman"/>
+        </w:rPr>
+        <w:t>Ендпоінт “Get all heroes”  є найслабшою ланкою системи, оскільки саме в цього запиту найгірші результати по часу затримки, відсотку помилок. При збільшенні кількості потоків ці показники збільшуються:</w:t>
+      </w:r>
+    </w:p>
+    <w:p>
+      <w:pPr>
+        <w:pStyle w:val="Normal1"/>
         <w:numPr>
           <w:ilvl w:val="0"/>
           <w:numId w:val="3"/>
         </w:numPr>
-        <w:spacing w:after="0" w:afterAutospacing="0" w:before="240" w:lineRule="auto"/>
+        <w:spacing w:lineRule="auto" w:line="240" w:before="240" w:afterAutospacing="0" w:after="0"/>
         <w:ind w:left="720" w:hanging="360"/>
         <w:rPr/>
       </w:pPr>
       <w:r>
         <w:rPr>
-          <w:rFonts w:ascii="Times New Roman" w:cs="Times New Roman" w:eastAsia="Times New Roman" w:hAnsi="Times New Roman"/>
-          <w:b w:val="1"/>
-          <w:bCs w:val="1"/>
-          <w:rtl w:val="0"/>
-        </w:rPr>
-        <w:t xml:space="preserve">Висока затримка:</w:t>
-      </w:r>
-      <w:r>
-        <w:rPr>
-          <w:rFonts w:ascii="Times New Roman" w:cs="Times New Roman" w:eastAsia="Times New Roman" w:hAnsi="Times New Roman"/>
-          <w:rtl w:val="0"/>
-        </w:rPr>
-        <w:t xml:space="preserve"> У випадку 3000 потоків 90% користувачів чекали відповіді </w:t>
-      </w:r>
-      <w:r>
-        <w:rPr>
-          <w:rFonts w:ascii="Times New Roman" w:cs="Times New Roman" w:eastAsia="Times New Roman" w:hAnsi="Times New Roman"/>
-          <w:rtl w:val="0"/>
-        </w:rPr>
-        <w:t xml:space="preserve">7.8 сек </w:t>
-      </w:r>
-      <w:r>
-        <w:rPr>
-          <w:rFonts w:ascii="Times New Roman" w:cs="Times New Roman" w:eastAsia="Times New Roman" w:hAnsi="Times New Roman"/>
-          <w:rtl w:val="0"/>
-        </w:rPr>
-        <w:t xml:space="preserve">(90% Line), у випадку 5000 — </w:t>
-      </w:r>
-      <w:r>
-        <w:rPr>
-          <w:rFonts w:ascii="Times New Roman" w:cs="Times New Roman" w:eastAsia="Times New Roman" w:hAnsi="Times New Roman"/>
-          <w:rtl w:val="0"/>
-        </w:rPr>
-        <w:t xml:space="preserve">15 сек (фактично система непрацездатна для користувача, браузери та сервери можуть розірвати з’єднання).</w:t>
-      </w:r>
-      <w:r>
-        <w:rPr>
-          <w:rtl w:val="0"/>
-        </w:rPr>
-      </w:r>
-    </w:p>
-    <w:p>
-      <w:pPr>
+          <w:rFonts w:eastAsia="Times New Roman" w:cs="Times New Roman" w:ascii="Times New Roman" w:hAnsi="Times New Roman"/>
+          <w:b/>
+          <w:bCs/>
+        </w:rPr>
+        <w:t>Висока затримка:</w:t>
+      </w:r>
+      <w:r>
+        <w:rPr>
+          <w:rFonts w:eastAsia="Times New Roman" w:cs="Times New Roman" w:ascii="Times New Roman" w:hAnsi="Times New Roman"/>
+        </w:rPr>
+        <w:t xml:space="preserve"> У випадку 3000 потоків 90% користувачів чекали відповіді 7.8 сек (90% Line), у випадку 5000 — 15 сек (фактично система непрацездатна для користувача, браузери та сервери можуть розірвати з’єднання).</w:t>
+      </w:r>
+    </w:p>
+    <w:p>
+      <w:pPr>
+        <w:pStyle w:val="Normal1"/>
         <w:numPr>
           <w:ilvl w:val="0"/>
           <w:numId w:val="3"/>
         </w:numPr>
-        <w:spacing w:after="0" w:afterAutospacing="0" w:before="0" w:beforeAutospacing="0" w:lineRule="auto"/>
+        <w:spacing w:lineRule="auto" w:line="240" w:beforeAutospacing="0" w:before="0" w:afterAutospacing="0" w:after="0"/>
         <w:ind w:left="720" w:hanging="360"/>
         <w:rPr/>
       </w:pPr>
       <w:r>
         <w:rPr>
-          <w:rFonts w:ascii="Times New Roman" w:cs="Times New Roman" w:eastAsia="Times New Roman" w:hAnsi="Times New Roman"/>
-          <w:b w:val="1"/>
-          <w:bCs w:val="1"/>
-          <w:rtl w:val="0"/>
-        </w:rPr>
-        <w:t xml:space="preserve">Високий відсоток помилок:</w:t>
-      </w:r>
-      <w:r>
-        <w:rPr>
-          <w:rFonts w:ascii="Times New Roman" w:cs="Times New Roman" w:eastAsia="Times New Roman" w:hAnsi="Times New Roman"/>
-          <w:rtl w:val="0"/>
-        </w:rPr>
-        <w:t xml:space="preserve"> Рівень помилок становить для 3000 потоків </w:t>
-      </w:r>
-      <w:r>
-        <w:rPr>
-          <w:rFonts w:ascii="Times New Roman" w:cs="Times New Roman" w:eastAsia="Times New Roman" w:hAnsi="Times New Roman"/>
-          <w:rtl w:val="0"/>
-        </w:rPr>
-        <w:t xml:space="preserve">6.49%,</w:t>
-      </w:r>
-      <w:r>
-        <w:rPr>
-          <w:rFonts w:ascii="Times New Roman" w:cs="Times New Roman" w:eastAsia="Times New Roman" w:hAnsi="Times New Roman"/>
-          <w:b w:val="1"/>
-          <w:bCs w:val="1"/>
-          <w:rtl w:val="0"/>
+          <w:rFonts w:eastAsia="Times New Roman" w:cs="Times New Roman" w:ascii="Times New Roman" w:hAnsi="Times New Roman"/>
+          <w:b/>
+          <w:bCs/>
+        </w:rPr>
+        <w:t>Високий відсоток помилок:</w:t>
+      </w:r>
+      <w:r>
+        <w:rPr>
+          <w:rFonts w:eastAsia="Times New Roman" w:cs="Times New Roman" w:ascii="Times New Roman" w:hAnsi="Times New Roman"/>
+        </w:rPr>
+        <w:t xml:space="preserve"> Рівень помилок становить для 3000 потоків 6.49%,</w:t>
+      </w:r>
+      <w:r>
+        <w:rPr>
+          <w:rFonts w:eastAsia="Times New Roman" w:cs="Times New Roman" w:ascii="Times New Roman" w:hAnsi="Times New Roman"/>
+          <w:b/>
+          <w:bCs/>
         </w:rPr>
         <w:t xml:space="preserve"> </w:t>
       </w:r>
       <w:r>
         <w:rPr>
-          <w:rFonts w:ascii="Times New Roman" w:cs="Times New Roman" w:eastAsia="Times New Roman" w:hAnsi="Times New Roman"/>
-          <w:rtl w:val="0"/>
-        </w:rPr>
-        <w:t xml:space="preserve">для 5000 - 13.16 %</w:t>
-      </w:r>
-      <w:r>
-        <w:rPr>
-          <w:rFonts w:ascii="Times New Roman" w:cs="Times New Roman" w:eastAsia="Times New Roman" w:hAnsi="Times New Roman"/>
-          <w:rtl w:val="0"/>
-        </w:rPr>
-        <w:t xml:space="preserve">.</w:t>
-      </w:r>
-    </w:p>
-    <w:p>
-      <w:pPr>
+          <w:rFonts w:eastAsia="Times New Roman" w:cs="Times New Roman" w:ascii="Times New Roman" w:hAnsi="Times New Roman"/>
+        </w:rPr>
+        <w:t>для 5000 - 13.16 %.</w:t>
+      </w:r>
+    </w:p>
+    <w:p>
+      <w:pPr>
+        <w:pStyle w:val="Normal1"/>
         <w:numPr>
           <w:ilvl w:val="0"/>
           <w:numId w:val="3"/>
         </w:numPr>
-        <w:spacing w:after="0" w:afterAutospacing="0" w:before="0" w:beforeAutospacing="0" w:lineRule="auto"/>
+        <w:spacing w:lineRule="auto" w:line="240" w:beforeAutospacing="0" w:before="0" w:afterAutospacing="0" w:after="0"/>
         <w:ind w:left="720" w:hanging="360"/>
         <w:rPr/>
       </w:pPr>
       <w:r>
         <w:rPr>
-          <w:rFonts w:ascii="Times New Roman" w:cs="Times New Roman" w:eastAsia="Times New Roman" w:hAnsi="Times New Roman"/>
-          <w:b w:val="1"/>
-          <w:bCs w:val="1"/>
-          <w:rtl w:val="0"/>
-        </w:rPr>
-        <w:t xml:space="preserve">Тайм-аути:</w:t>
-      </w:r>
-      <w:r>
-        <w:rPr>
-          <w:rFonts w:ascii="Times New Roman" w:cs="Times New Roman" w:eastAsia="Times New Roman" w:hAnsi="Times New Roman"/>
-          <w:rtl w:val="0"/>
-        </w:rPr>
-        <w:t xml:space="preserve"> Максимальний час відповіді (для 3000 потоків - </w:t>
-      </w:r>
-      <w:r>
-        <w:rPr>
-          <w:rFonts w:ascii="Times New Roman" w:cs="Times New Roman" w:eastAsia="Times New Roman" w:hAnsi="Times New Roman"/>
-          <w:rtl w:val="0"/>
-        </w:rPr>
-        <w:t xml:space="preserve">96 сек, для 5000 - 168 сек</w:t>
-      </w:r>
-      <w:r>
-        <w:rPr>
-          <w:rFonts w:ascii="Times New Roman" w:cs="Times New Roman" w:eastAsia="Times New Roman" w:hAnsi="Times New Roman"/>
-          <w:rtl w:val="0"/>
-        </w:rPr>
-        <w:t xml:space="preserve">) вказує на те, що база даних або сервер "зависають" під навантаженням.</w:t>
-      </w:r>
-    </w:p>
-    <w:p>
-      <w:pPr>
+          <w:rFonts w:eastAsia="Times New Roman" w:cs="Times New Roman" w:ascii="Times New Roman" w:hAnsi="Times New Roman"/>
+          <w:b/>
+          <w:bCs/>
+        </w:rPr>
+        <w:t>Тайм-аути:</w:t>
+      </w:r>
+      <w:r>
+        <w:rPr>
+          <w:rFonts w:eastAsia="Times New Roman" w:cs="Times New Roman" w:ascii="Times New Roman" w:hAnsi="Times New Roman"/>
+        </w:rPr>
+        <w:t xml:space="preserve"> Максимальний час відповіді (для 3000 потоків - 96 сек, для 5000 - 168 сек) вказує на те, що база даних або сервер "зависають" під навантаженням.</w:t>
+      </w:r>
+    </w:p>
+    <w:p>
+      <w:pPr>
+        <w:pStyle w:val="Normal1"/>
         <w:numPr>
           <w:ilvl w:val="0"/>
           <w:numId w:val="3"/>
         </w:numPr>
-        <w:spacing w:after="240" w:before="0" w:beforeAutospacing="0" w:lineRule="auto"/>
+        <w:spacing w:lineRule="auto" w:line="240" w:beforeAutospacing="0" w:before="0" w:after="240"/>
         <w:ind w:left="720" w:hanging="360"/>
         <w:rPr>
-          <w:rFonts w:ascii="Times New Roman" w:cs="Times New Roman" w:eastAsia="Times New Roman" w:hAnsi="Times New Roman"/>
+          <w:rFonts w:ascii="Times New Roman" w:hAnsi="Times New Roman" w:eastAsia="Times New Roman" w:cs="Times New Roman"/>
           <w:u w:val="none"/>
         </w:rPr>
       </w:pPr>
       <w:r>
         <w:rPr>
-          <w:rFonts w:ascii="Times New Roman" w:cs="Times New Roman" w:eastAsia="Times New Roman" w:hAnsi="Times New Roman"/>
-          <w:b w:val="1"/>
-          <w:bCs w:val="1"/>
-          <w:rtl w:val="0"/>
-        </w:rPr>
-        <w:t xml:space="preserve">Стандартне відхилення</w:t>
-      </w:r>
-      <w:r>
-        <w:rPr>
-          <w:rFonts w:ascii="Times New Roman" w:cs="Times New Roman" w:eastAsia="Times New Roman" w:hAnsi="Times New Roman"/>
-          <w:rtl w:val="0"/>
-        </w:rPr>
-        <w:t xml:space="preserve">: високе значення(більше 5000) говорить про те, що система працює “ривками” (тобто час виконання різних запитів сильно відрізняється від середнього значення)</w:t>
+          <w:rFonts w:eastAsia="Times New Roman" w:cs="Times New Roman" w:ascii="Times New Roman" w:hAnsi="Times New Roman"/>
+          <w:b/>
+          <w:bCs/>
+        </w:rPr>
+        <w:t>Стандартне відхилення</w:t>
+      </w:r>
+      <w:r>
+        <w:rPr>
+          <w:rFonts w:eastAsia="Times New Roman" w:cs="Times New Roman" w:ascii="Times New Roman" w:hAnsi="Times New Roman"/>
+        </w:rPr>
+        <w:t>: високе значення(більше 5000) говорить про те, що система працює “ривками” (тобто час виконання різних запитів сильно відрізняється від середнього значення)</w:t>
       </w:r>
     </w:p>
     <w:p>
       <w:pPr>
         <w:pStyle w:val="Heading3"/>
-        <w:keepNext w:val="0"/>
-        <w:keepLines w:val="0"/>
-        <w:spacing w:before="280" w:lineRule="auto"/>
+        <w:keepNext w:val="false"/>
+        <w:keepLines w:val="false"/>
+        <w:spacing w:lineRule="auto" w:line="240" w:before="280" w:after="80"/>
         <w:rPr/>
       </w:pPr>
-      <w:bookmarkStart w:colFirst="0" w:colLast="0" w:name="_x9lxal1zma4w" w:id="0"/>
+      <w:bookmarkStart w:id="0" w:name="_x9lxal1zma4w"/>
       <w:bookmarkEnd w:id="0"/>
       <w:r>
         <w:rPr>
-          <w:rFonts w:ascii="Times New Roman" w:cs="Times New Roman" w:eastAsia="Times New Roman" w:hAnsi="Times New Roman"/>
+          <w:rFonts w:eastAsia="Times New Roman" w:cs="Times New Roman" w:ascii="Times New Roman" w:hAnsi="Times New Roman"/>
           <w:color w:val="000000"/>
           <w:sz w:val="22"/>
           <w:szCs w:val="22"/>
-          <w:rtl w:val="0"/>
         </w:rPr>
         <w:t xml:space="preserve">Також проблемним є  запит “Get hero by id”. Спостерігається розрив між середнім показником та реальним досвідом користувача. 90 % line становить 15 мс, що є показником швидкої відповіді, але середній показник(average) - 244 мс. Приймаючи до уваги високе стандартне відхилення та те, що максимальна швидкість запиту 84 сек, частина запитів виконується повільно, що і впливає на середній показник. </w:t>
       </w:r>
-      <w:r>
-        <w:rPr>
-          <w:rtl w:val="0"/>
-        </w:rPr>
-      </w:r>
     </w:p>
     <w:p>
       <w:pPr>
         <w:pStyle w:val="Heading3"/>
-        <w:keepNext w:val="0"/>
-        <w:keepLines w:val="0"/>
-        <w:spacing w:before="280" w:lineRule="auto"/>
-        <w:rPr>
-          <w:rFonts w:ascii="Times New Roman" w:cs="Times New Roman" w:eastAsia="Times New Roman" w:hAnsi="Times New Roman"/>
+        <w:keepNext w:val="false"/>
+        <w:keepLines w:val="false"/>
+        <w:spacing w:lineRule="auto" w:line="240" w:before="280" w:after="80"/>
+        <w:rPr>
+          <w:rFonts w:ascii="Times New Roman" w:hAnsi="Times New Roman" w:eastAsia="Times New Roman" w:cs="Times New Roman"/>
           <w:sz w:val="22"/>
           <w:szCs w:val="22"/>
         </w:rPr>
       </w:pPr>
-      <w:bookmarkStart w:colFirst="0" w:colLast="0" w:name="_p2x2aof4a424" w:id="1"/>
+      <w:bookmarkStart w:id="1" w:name="_p2x2aof4a424"/>
       <w:bookmarkEnd w:id="1"/>
       <w:r>
         <w:rPr>
-          <w:rFonts w:ascii="Times New Roman" w:cs="Times New Roman" w:eastAsia="Times New Roman" w:hAnsi="Times New Roman"/>
+          <w:rFonts w:eastAsia="Times New Roman" w:cs="Times New Roman" w:ascii="Times New Roman" w:hAnsi="Times New Roman"/>
           <w:color w:val="000000"/>
           <w:sz w:val="22"/>
           <w:szCs w:val="22"/>
-          <w:rtl w:val="0"/>
-        </w:rPr>
-        <w:t xml:space="preserve">Запити CRUD (Create, Change, Delete) працюють стабільно і досить швидко.</w:t>
-      </w:r>
-      <w:r>
-        <w:rPr>
-          <w:rtl w:val="0"/>
-        </w:rPr>
-      </w:r>
-    </w:p>
-    <w:p>
-      <w:pPr>
+        </w:rPr>
+        <w:t>Запити CRUD (Create, Change, Delete) працюють стабільно і досить швидко.</w:t>
+      </w:r>
+    </w:p>
+    <w:p>
+      <w:pPr>
+        <w:pStyle w:val="Normal1"/>
         <w:numPr>
           <w:ilvl w:val="0"/>
           <w:numId w:val="1"/>
         </w:numPr>
-        <w:spacing w:after="0" w:afterAutospacing="0" w:before="240" w:lineRule="auto"/>
+        <w:spacing w:lineRule="auto" w:line="240" w:before="240" w:afterAutospacing="0" w:after="0"/>
         <w:ind w:left="720" w:hanging="360"/>
         <w:rPr/>
       </w:pPr>
       <w:r>
         <w:rPr>
-          <w:rFonts w:ascii="Times New Roman" w:cs="Times New Roman" w:eastAsia="Times New Roman" w:hAnsi="Times New Roman"/>
-          <w:rtl w:val="0"/>
-        </w:rPr>
-        <w:t xml:space="preserve">Середній час відповіді коливається незначно.</w:t>
-      </w:r>
-    </w:p>
-    <w:p>
-      <w:pPr>
+          <w:rFonts w:eastAsia="Times New Roman" w:cs="Times New Roman" w:ascii="Times New Roman" w:hAnsi="Times New Roman"/>
+        </w:rPr>
+        <w:t>Середній час відповіді коливається незначно.</w:t>
+      </w:r>
+    </w:p>
+    <w:p>
+      <w:pPr>
+        <w:pStyle w:val="Normal1"/>
         <w:numPr>
           <w:ilvl w:val="0"/>
           <w:numId w:val="1"/>
         </w:numPr>
-        <w:spacing w:after="240" w:before="0" w:beforeAutospacing="0" w:lineRule="auto"/>
+        <w:spacing w:lineRule="auto" w:line="240" w:beforeAutospacing="0" w:before="0" w:after="240"/>
         <w:ind w:left="720" w:hanging="360"/>
         <w:rPr/>
       </w:pPr>
       <w:r>
         <w:rPr>
-          <w:rFonts w:ascii="Times New Roman" w:cs="Times New Roman" w:eastAsia="Times New Roman" w:hAnsi="Times New Roman"/>
-          <w:rtl w:val="0"/>
-        </w:rPr>
-        <w:t xml:space="preserve">Відсоток помилок мінімальний.</w:t>
-      </w:r>
-    </w:p>
-    <w:p>
-      <w:pPr>
-        <w:spacing w:after="240" w:before="240" w:lineRule="auto"/>
-        <w:ind w:left="0" w:firstLine="0"/>
-        <w:rPr>
-          <w:rFonts w:ascii="Times New Roman" w:cs="Times New Roman" w:eastAsia="Times New Roman" w:hAnsi="Times New Roman"/>
-        </w:rPr>
-      </w:pPr>
-      <w:r>
-        <w:rPr>
-          <w:rFonts w:ascii="Times New Roman" w:cs="Times New Roman" w:eastAsia="Times New Roman" w:hAnsi="Times New Roman"/>
-          <w:rtl w:val="0"/>
-        </w:rPr>
-        <w:t xml:space="preserve">Це говорить про те, що загальна проблема продуктивності не в мережі чи загальній потужності сервера, а саме в </w:t>
-      </w:r>
-      <w:r>
-        <w:rPr>
-          <w:rFonts w:ascii="Times New Roman" w:cs="Times New Roman" w:eastAsia="Times New Roman" w:hAnsi="Times New Roman"/>
-          <w:rtl w:val="0"/>
-        </w:rPr>
-        <w:t xml:space="preserve">читанні великих обсягів даних </w:t>
-      </w:r>
-      <w:r>
-        <w:rPr>
-          <w:rFonts w:ascii="Times New Roman" w:cs="Times New Roman" w:eastAsia="Times New Roman" w:hAnsi="Times New Roman"/>
-          <w:rtl w:val="0"/>
-        </w:rPr>
-        <w:t xml:space="preserve">(SELECT запити для  “Get all heroes” або “Get hero by id”).  Тому рекомендація полягає у оптимізації селектів для проблемних запитів. </w:t>
-      </w:r>
-    </w:p>
-    <w:p>
-      <w:pPr>
-        <w:rPr>
-          <w:rFonts w:ascii="Times New Roman" w:cs="Times New Roman" w:eastAsia="Times New Roman" w:hAnsi="Times New Roman"/>
-        </w:rPr>
-      </w:pPr>
-      <w:r>
-        <w:rPr>
-          <w:rtl w:val="0"/>
-        </w:rPr>
+          <w:rFonts w:eastAsia="Times New Roman" w:cs="Times New Roman" w:ascii="Times New Roman" w:hAnsi="Times New Roman"/>
+        </w:rPr>
+        <w:t>Відсоток помилок мінімальний.</w:t>
+      </w:r>
+    </w:p>
+    <w:p>
+      <w:pPr>
+        <w:pStyle w:val="Normal1"/>
+        <w:spacing w:lineRule="auto" w:line="240" w:before="240" w:after="240"/>
+        <w:ind w:left="0" w:hanging="0"/>
+        <w:rPr>
+          <w:rFonts w:ascii="Times New Roman" w:hAnsi="Times New Roman" w:eastAsia="Times New Roman" w:cs="Times New Roman"/>
+        </w:rPr>
+      </w:pPr>
+      <w:r>
+        <w:rPr>
+          <w:rFonts w:eastAsia="Times New Roman" w:cs="Times New Roman" w:ascii="Times New Roman" w:hAnsi="Times New Roman"/>
+        </w:rPr>
+        <w:t xml:space="preserve">Це говорить про те, що загальна проблема продуктивності не в мережі чи загальній потужності сервера, а саме в читанні великих обсягів даних (SELECT запити для  “Get all heroes” або “Get hero by id”).  Тому рекомендація полягає у оптимізації селектів для проблемних запитів. </w:t>
+      </w:r>
+    </w:p>
+    <w:p>
+      <w:pPr>
+        <w:pStyle w:val="Normal1"/>
+        <w:rPr>
+          <w:rFonts w:ascii="Times New Roman" w:hAnsi="Times New Roman" w:eastAsia="Times New Roman" w:cs="Times New Roman"/>
+        </w:rPr>
+      </w:pPr>
+      <w:r>
+        <w:rPr/>
       </w:r>
     </w:p>
     <w:sectPr>
-      <w:pgSz w:h="16834" w:w="11909" w:orient="portrait"/>
-      <w:pgMar w:bottom="1440" w:top="1440" w:left="1440" w:right="1440" w:header="720" w:footer="720"/>
-      <w:pgNumType w:start="1"/>
+      <w:type w:val="nextPage"/>
+      <w:pgSz w:w="11906" w:h="16838"/>
+      <w:pgMar w:left="1440" w:right="1440" w:gutter="0" w:header="0" w:top="1440" w:footer="0" w:bottom="1440"/>
+      <w:pgNumType w:start="1" w:fmt="decimal"/>
+      <w:formProt w:val="false"/>
+      <w:textDirection w:val="lrTb"/>
+      <w:docGrid w:type="default" w:linePitch="100" w:charSpace="4096"/>
     </w:sectPr>
   </w:body>
 </w:document>
 </file>
 
 <file path=word/numbering.xml><?xml version="1.0" encoding="utf-8"?>
-<w:numbering xmlns:mc="http://schemas.openxmlformats.org/markup-compatibility/2006" xmlns:o="urn:schemas-microsoft-com:office:office" xmlns:r="http://schemas.openxmlformats.org/officeDocument/2006/relationships" xmlns:m="http://schemas.openxmlformats.org/officeDocument/2006/math" xmlns:v="urn:schemas-microsoft-com:vml" xmlns:wp="http://schemas.openxmlformats.org/drawingml/2006/wordprocessingDrawing" xmlns:w10="urn:schemas-microsoft-com:office:word" xmlns:w="http://schemas.openxmlformats.org/wordprocessingml/2006/main" xmlns:wne="http://schemas.microsoft.com/office/word/2006/wordml" xmlns:sl="http://schemas.openxmlformats.org/schemaLibrary/2006/main" xmlns:a="http://schemas.openxmlformats.org/drawingml/2006/main" xmlns:pic="http://schemas.openxmlformats.org/drawingml/2006/picture" xmlns:c="http://schemas.openxmlformats.org/drawingml/2006/chart" xmlns:lc="http://schemas.openxmlformats.org/drawingml/2006/lockedCanvas" xmlns:dgm="http://schemas.openxmlformats.org/drawingml/2006/diagram" xmlns:wps="http://schemas.microsoft.com/office/word/2010/wordprocessingShape" xmlns:wpg="http://schemas.microsoft.com/office/word/2010/wordprocessingGroup" xmlns:w14="http://schemas.microsoft.com/office/word/2010/wordml" xmlns:w15="http://schemas.microsoft.com/office/word/2012/wordml" xmlns:w16="http://schemas.microsoft.com/office/word/2018/wordml" xmlns:w16cex="http://schemas.microsoft.com/office/word/2018/wordml/cex" xmlns:w16cid="http://schemas.microsoft.com/office/word/2016/wordml/cid" xmlns="http://schemas.microsoft.com/office/tasks/2019/documenttasks" xmlns:cr="http://schemas.microsoft.com/office/comments/2020/reactions">
+<w:numbering xmlns:w="http://schemas.openxmlformats.org/wordprocessingml/2006/main" xmlns:o="urn:schemas-microsoft-com:office:office" xmlns:r="http://schemas.openxmlformats.org/officeDocument/2006/relationships" xmlns:v="urn:schemas-microsoft-com:vml" xmlns:mc="http://schemas.openxmlformats.org/markup-compatibility/2006" xmlns:w14="http://schemas.microsoft.com/office/word/2010/wordml" mc:Ignorable="w14">
   <w:abstractNum w:abstractNumId="1">
     <w:lvl w:ilvl="0">
       <w:start w:val="1"/>
       <w:numFmt w:val="bullet"/>
-      <w:lvlText w:val="●"/>
-      <w:lvlJc w:val="left"/>
-      <w:pPr>
+      <w:lvlText w:val=""/>
+      <w:lvlJc w:val="left"/>
+      <w:pPr>
+        <w:tabs>
+          <w:tab w:val="num" w:pos="0"/>
+        </w:tabs>
         <w:ind w:left="720" w:hanging="360"/>
       </w:pPr>
       <w:rPr>
+        <w:rFonts w:ascii="Wingdings" w:hAnsi="Wingdings" w:cs="Wingdings" w:hint="default"/>
         <w:u w:val="none"/>
       </w:rPr>
     </w:lvl>
     <w:lvl w:ilvl="1">
       <w:start w:val="1"/>
       <w:numFmt w:val="bullet"/>
-      <w:lvlText w:val="○"/>
-      <w:lvlJc w:val="left"/>
-      <w:pPr>
+      <w:lvlText w:val=""/>
+      <w:lvlJc w:val="left"/>
+      <w:pPr>
+        <w:tabs>
+          <w:tab w:val="num" w:pos="0"/>
+        </w:tabs>
         <w:ind w:left="1440" w:hanging="360"/>
       </w:pPr>
       <w:rPr>
+        <w:rFonts w:ascii="Wingdings 2" w:hAnsi="Wingdings 2" w:cs="Wingdings 2" w:hint="default"/>
         <w:u w:val="none"/>
       </w:rPr>
     </w:lvl>
@@ -1065,33 +988,45 @@
       <w:lvlText w:val="■"/>
       <w:lvlJc w:val="left"/>
       <w:pPr>
+        <w:tabs>
+          <w:tab w:val="num" w:pos="0"/>
+        </w:tabs>
         <w:ind w:left="2160" w:hanging="360"/>
       </w:pPr>
       <w:rPr>
+        <w:rFonts w:ascii="OpenSymbol" w:hAnsi="OpenSymbol" w:cs="OpenSymbol" w:hint="default"/>
         <w:u w:val="none"/>
       </w:rPr>
     </w:lvl>
     <w:lvl w:ilvl="3">
       <w:start w:val="1"/>
       <w:numFmt w:val="bullet"/>
-      <w:lvlText w:val="●"/>
-      <w:lvlJc w:val="left"/>
-      <w:pPr>
+      <w:lvlText w:val=""/>
+      <w:lvlJc w:val="left"/>
+      <w:pPr>
+        <w:tabs>
+          <w:tab w:val="num" w:pos="0"/>
+        </w:tabs>
         <w:ind w:left="2880" w:hanging="360"/>
       </w:pPr>
       <w:rPr>
+        <w:rFonts w:ascii="Wingdings" w:hAnsi="Wingdings" w:cs="Wingdings" w:hint="default"/>
         <w:u w:val="none"/>
       </w:rPr>
     </w:lvl>
     <w:lvl w:ilvl="4">
       <w:start w:val="1"/>
       <w:numFmt w:val="bullet"/>
-      <w:lvlText w:val="○"/>
-      <w:lvlJc w:val="left"/>
-      <w:pPr>
+      <w:lvlText w:val=""/>
+      <w:lvlJc w:val="left"/>
+      <w:pPr>
+        <w:tabs>
+          <w:tab w:val="num" w:pos="0"/>
+        </w:tabs>
         <w:ind w:left="3600" w:hanging="360"/>
       </w:pPr>
       <w:rPr>
+        <w:rFonts w:ascii="Wingdings 2" w:hAnsi="Wingdings 2" w:cs="Wingdings 2" w:hint="default"/>
         <w:u w:val="none"/>
       </w:rPr>
     </w:lvl>
@@ -1101,33 +1036,45 @@
       <w:lvlText w:val="■"/>
       <w:lvlJc w:val="left"/>
       <w:pPr>
+        <w:tabs>
+          <w:tab w:val="num" w:pos="0"/>
+        </w:tabs>
         <w:ind w:left="4320" w:hanging="360"/>
       </w:pPr>
       <w:rPr>
+        <w:rFonts w:ascii="OpenSymbol" w:hAnsi="OpenSymbol" w:cs="OpenSymbol" w:hint="default"/>
         <w:u w:val="none"/>
       </w:rPr>
     </w:lvl>
     <w:lvl w:ilvl="6">
       <w:start w:val="1"/>
       <w:numFmt w:val="bullet"/>
-      <w:lvlText w:val="●"/>
-      <w:lvlJc w:val="left"/>
-      <w:pPr>
+      <w:lvlText w:val=""/>
+      <w:lvlJc w:val="left"/>
+      <w:pPr>
+        <w:tabs>
+          <w:tab w:val="num" w:pos="0"/>
+        </w:tabs>
         <w:ind w:left="5040" w:hanging="360"/>
       </w:pPr>
       <w:rPr>
+        <w:rFonts w:ascii="Wingdings" w:hAnsi="Wingdings" w:cs="Wingdings" w:hint="default"/>
         <w:u w:val="none"/>
       </w:rPr>
     </w:lvl>
     <w:lvl w:ilvl="7">
       <w:start w:val="1"/>
       <w:numFmt w:val="bullet"/>
-      <w:lvlText w:val="○"/>
-      <w:lvlJc w:val="left"/>
-      <w:pPr>
+      <w:lvlText w:val=""/>
+      <w:lvlJc w:val="left"/>
+      <w:pPr>
+        <w:tabs>
+          <w:tab w:val="num" w:pos="0"/>
+        </w:tabs>
         <w:ind w:left="5760" w:hanging="360"/>
       </w:pPr>
       <w:rPr>
+        <w:rFonts w:ascii="Wingdings 2" w:hAnsi="Wingdings 2" w:cs="Wingdings 2" w:hint="default"/>
         <w:u w:val="none"/>
       </w:rPr>
     </w:lvl>
@@ -1137,9 +1084,13 @@
       <w:lvlText w:val="■"/>
       <w:lvlJc w:val="left"/>
       <w:pPr>
+        <w:tabs>
+          <w:tab w:val="num" w:pos="0"/>
+        </w:tabs>
         <w:ind w:left="6480" w:hanging="360"/>
       </w:pPr>
       <w:rPr>
+        <w:rFonts w:ascii="OpenSymbol" w:hAnsi="OpenSymbol" w:cs="OpenSymbol" w:hint="default"/>
         <w:u w:val="none"/>
       </w:rPr>
     </w:lvl>
@@ -1151,6 +1102,9 @@
       <w:lvlText w:val="%1)"/>
       <w:lvlJc w:val="left"/>
       <w:pPr>
+        <w:tabs>
+          <w:tab w:val="num" w:pos="0"/>
+        </w:tabs>
         <w:ind w:left="720" w:hanging="360"/>
       </w:pPr>
       <w:rPr>
@@ -1163,6 +1117,9 @@
       <w:lvlText w:val="%2)"/>
       <w:lvlJc w:val="left"/>
       <w:pPr>
+        <w:tabs>
+          <w:tab w:val="num" w:pos="0"/>
+        </w:tabs>
         <w:ind w:left="1440" w:hanging="360"/>
       </w:pPr>
       <w:rPr>
@@ -1175,6 +1132,9 @@
       <w:lvlText w:val="%3)"/>
       <w:lvlJc w:val="right"/>
       <w:pPr>
+        <w:tabs>
+          <w:tab w:val="num" w:pos="0"/>
+        </w:tabs>
         <w:ind w:left="2160" w:hanging="360"/>
       </w:pPr>
       <w:rPr>
@@ -1187,6 +1147,9 @@
       <w:lvlText w:val="(%4)"/>
       <w:lvlJc w:val="left"/>
       <w:pPr>
+        <w:tabs>
+          <w:tab w:val="num" w:pos="0"/>
+        </w:tabs>
         <w:ind w:left="2880" w:hanging="360"/>
       </w:pPr>
       <w:rPr>
@@ -1199,6 +1162,9 @@
       <w:lvlText w:val="(%5)"/>
       <w:lvlJc w:val="left"/>
       <w:pPr>
+        <w:tabs>
+          <w:tab w:val="num" w:pos="0"/>
+        </w:tabs>
         <w:ind w:left="3600" w:hanging="360"/>
       </w:pPr>
       <w:rPr>
@@ -1211,6 +1177,9 @@
       <w:lvlText w:val="(%6)"/>
       <w:lvlJc w:val="right"/>
       <w:pPr>
+        <w:tabs>
+          <w:tab w:val="num" w:pos="0"/>
+        </w:tabs>
         <w:ind w:left="4320" w:hanging="360"/>
       </w:pPr>
       <w:rPr>
@@ -1223,6 +1192,9 @@
       <w:lvlText w:val="%7."/>
       <w:lvlJc w:val="left"/>
       <w:pPr>
+        <w:tabs>
+          <w:tab w:val="num" w:pos="0"/>
+        </w:tabs>
         <w:ind w:left="5040" w:hanging="360"/>
       </w:pPr>
       <w:rPr>
@@ -1235,6 +1207,9 @@
       <w:lvlText w:val="%8."/>
       <w:lvlJc w:val="left"/>
       <w:pPr>
+        <w:tabs>
+          <w:tab w:val="num" w:pos="0"/>
+        </w:tabs>
         <w:ind w:left="5760" w:hanging="360"/>
       </w:pPr>
       <w:rPr>
@@ -1247,6 +1222,9 @@
       <w:lvlText w:val="%9."/>
       <w:lvlJc w:val="right"/>
       <w:pPr>
+        <w:tabs>
+          <w:tab w:val="num" w:pos="0"/>
+        </w:tabs>
         <w:ind w:left="6480" w:hanging="360"/>
       </w:pPr>
       <w:rPr>
@@ -1258,24 +1236,32 @@
     <w:lvl w:ilvl="0">
       <w:start w:val="1"/>
       <w:numFmt w:val="bullet"/>
-      <w:lvlText w:val="●"/>
-      <w:lvlJc w:val="left"/>
-      <w:pPr>
+      <w:lvlText w:val=""/>
+      <w:lvlJc w:val="left"/>
+      <w:pPr>
+        <w:tabs>
+          <w:tab w:val="num" w:pos="0"/>
+        </w:tabs>
         <w:ind w:left="720" w:hanging="360"/>
       </w:pPr>
       <w:rPr>
+        <w:rFonts w:ascii="Wingdings" w:hAnsi="Wingdings" w:cs="Wingdings" w:hint="default"/>
         <w:u w:val="none"/>
       </w:rPr>
     </w:lvl>
     <w:lvl w:ilvl="1">
       <w:start w:val="1"/>
       <w:numFmt w:val="bullet"/>
-      <w:lvlText w:val="○"/>
-      <w:lvlJc w:val="left"/>
-      <w:pPr>
+      <w:lvlText w:val=""/>
+      <w:lvlJc w:val="left"/>
+      <w:pPr>
+        <w:tabs>
+          <w:tab w:val="num" w:pos="0"/>
+        </w:tabs>
         <w:ind w:left="1440" w:hanging="360"/>
       </w:pPr>
       <w:rPr>
+        <w:rFonts w:ascii="Wingdings 2" w:hAnsi="Wingdings 2" w:cs="Wingdings 2" w:hint="default"/>
         <w:u w:val="none"/>
       </w:rPr>
     </w:lvl>
@@ -1285,33 +1271,45 @@
       <w:lvlText w:val="■"/>
       <w:lvlJc w:val="left"/>
       <w:pPr>
+        <w:tabs>
+          <w:tab w:val="num" w:pos="0"/>
+        </w:tabs>
         <w:ind w:left="2160" w:hanging="360"/>
       </w:pPr>
       <w:rPr>
+        <w:rFonts w:ascii="OpenSymbol" w:hAnsi="OpenSymbol" w:cs="OpenSymbol" w:hint="default"/>
         <w:u w:val="none"/>
       </w:rPr>
     </w:lvl>
     <w:lvl w:ilvl="3">
       <w:start w:val="1"/>
       <w:numFmt w:val="bullet"/>
-      <w:lvlText w:val="●"/>
-      <w:lvlJc w:val="left"/>
-      <w:pPr>
+      <w:lvlText w:val=""/>
+      <w:lvlJc w:val="left"/>
+      <w:pPr>
+        <w:tabs>
+          <w:tab w:val="num" w:pos="0"/>
+        </w:tabs>
         <w:ind w:left="2880" w:hanging="360"/>
       </w:pPr>
       <w:rPr>
+        <w:rFonts w:ascii="Wingdings" w:hAnsi="Wingdings" w:cs="Wingdings" w:hint="default"/>
         <w:u w:val="none"/>
       </w:rPr>
     </w:lvl>
     <w:lvl w:ilvl="4">
       <w:start w:val="1"/>
       <w:numFmt w:val="bullet"/>
-      <w:lvlText w:val="○"/>
-      <w:lvlJc w:val="left"/>
-      <w:pPr>
+      <w:lvlText w:val=""/>
+      <w:lvlJc w:val="left"/>
+      <w:pPr>
+        <w:tabs>
+          <w:tab w:val="num" w:pos="0"/>
+        </w:tabs>
         <w:ind w:left="3600" w:hanging="360"/>
       </w:pPr>
       <w:rPr>
+        <w:rFonts w:ascii="Wingdings 2" w:hAnsi="Wingdings 2" w:cs="Wingdings 2" w:hint="default"/>
         <w:u w:val="none"/>
       </w:rPr>
     </w:lvl>
@@ -1321,33 +1319,45 @@
       <w:lvlText w:val="■"/>
       <w:lvlJc w:val="left"/>
       <w:pPr>
+        <w:tabs>
+          <w:tab w:val="num" w:pos="0"/>
+        </w:tabs>
         <w:ind w:left="4320" w:hanging="360"/>
       </w:pPr>
       <w:rPr>
+        <w:rFonts w:ascii="OpenSymbol" w:hAnsi="OpenSymbol" w:cs="OpenSymbol" w:hint="default"/>
         <w:u w:val="none"/>
       </w:rPr>
     </w:lvl>
     <w:lvl w:ilvl="6">
       <w:start w:val="1"/>
       <w:numFmt w:val="bullet"/>
-      <w:lvlText w:val="●"/>
-      <w:lvlJc w:val="left"/>
-      <w:pPr>
+      <w:lvlText w:val=""/>
+      <w:lvlJc w:val="left"/>
+      <w:pPr>
+        <w:tabs>
+          <w:tab w:val="num" w:pos="0"/>
+        </w:tabs>
         <w:ind w:left="5040" w:hanging="360"/>
       </w:pPr>
       <w:rPr>
+        <w:rFonts w:ascii="Wingdings" w:hAnsi="Wingdings" w:cs="Wingdings" w:hint="default"/>
         <w:u w:val="none"/>
       </w:rPr>
     </w:lvl>
     <w:lvl w:ilvl="7">
       <w:start w:val="1"/>
       <w:numFmt w:val="bullet"/>
-      <w:lvlText w:val="○"/>
-      <w:lvlJc w:val="left"/>
-      <w:pPr>
+      <w:lvlText w:val=""/>
+      <w:lvlJc w:val="left"/>
+      <w:pPr>
+        <w:tabs>
+          <w:tab w:val="num" w:pos="0"/>
+        </w:tabs>
         <w:ind w:left="5760" w:hanging="360"/>
       </w:pPr>
       <w:rPr>
+        <w:rFonts w:ascii="Wingdings 2" w:hAnsi="Wingdings 2" w:cs="Wingdings 2" w:hint="default"/>
         <w:u w:val="none"/>
       </w:rPr>
     </w:lvl>
@@ -1357,11 +1367,134 @@
       <w:lvlText w:val="■"/>
       <w:lvlJc w:val="left"/>
       <w:pPr>
+        <w:tabs>
+          <w:tab w:val="num" w:pos="0"/>
+        </w:tabs>
         <w:ind w:left="6480" w:hanging="360"/>
       </w:pPr>
       <w:rPr>
-        <w:u w:val="none"/>
-      </w:rPr>
+        <w:rFonts w:ascii="OpenSymbol" w:hAnsi="OpenSymbol" w:cs="OpenSymbol" w:hint="default"/>
+        <w:u w:val="none"/>
+      </w:rPr>
+    </w:lvl>
+  </w:abstractNum>
+  <w:abstractNum w:abstractNumId="4">
+    <w:lvl w:ilvl="0">
+      <w:start w:val="1"/>
+      <w:numFmt w:val="none"/>
+      <w:suff w:val="nothing"/>
+      <w:lvlText w:val=""/>
+      <w:lvlJc w:val="left"/>
+      <w:pPr>
+        <w:tabs>
+          <w:tab w:val="num" w:pos="0"/>
+        </w:tabs>
+        <w:ind w:left="0" w:hanging="0"/>
+      </w:pPr>
+    </w:lvl>
+    <w:lvl w:ilvl="1">
+      <w:start w:val="1"/>
+      <w:numFmt w:val="none"/>
+      <w:suff w:val="nothing"/>
+      <w:lvlText w:val=""/>
+      <w:lvlJc w:val="left"/>
+      <w:pPr>
+        <w:tabs>
+          <w:tab w:val="num" w:pos="0"/>
+        </w:tabs>
+        <w:ind w:left="0" w:hanging="0"/>
+      </w:pPr>
+    </w:lvl>
+    <w:lvl w:ilvl="2">
+      <w:start w:val="1"/>
+      <w:numFmt w:val="none"/>
+      <w:suff w:val="nothing"/>
+      <w:lvlText w:val=""/>
+      <w:lvlJc w:val="left"/>
+      <w:pPr>
+        <w:tabs>
+          <w:tab w:val="num" w:pos="0"/>
+        </w:tabs>
+        <w:ind w:left="0" w:hanging="0"/>
+      </w:pPr>
+    </w:lvl>
+    <w:lvl w:ilvl="3">
+      <w:start w:val="1"/>
+      <w:numFmt w:val="none"/>
+      <w:suff w:val="nothing"/>
+      <w:lvlText w:val=""/>
+      <w:lvlJc w:val="left"/>
+      <w:pPr>
+        <w:tabs>
+          <w:tab w:val="num" w:pos="0"/>
+        </w:tabs>
+        <w:ind w:left="0" w:hanging="0"/>
+      </w:pPr>
+    </w:lvl>
+    <w:lvl w:ilvl="4">
+      <w:start w:val="1"/>
+      <w:numFmt w:val="none"/>
+      <w:suff w:val="nothing"/>
+      <w:lvlText w:val=""/>
+      <w:lvlJc w:val="left"/>
+      <w:pPr>
+        <w:tabs>
+          <w:tab w:val="num" w:pos="0"/>
+        </w:tabs>
+        <w:ind w:left="0" w:hanging="0"/>
+      </w:pPr>
+    </w:lvl>
+    <w:lvl w:ilvl="5">
+      <w:start w:val="1"/>
+      <w:numFmt w:val="none"/>
+      <w:suff w:val="nothing"/>
+      <w:lvlText w:val=""/>
+      <w:lvlJc w:val="left"/>
+      <w:pPr>
+        <w:tabs>
+          <w:tab w:val="num" w:pos="0"/>
+        </w:tabs>
+        <w:ind w:left="0" w:hanging="0"/>
+      </w:pPr>
+    </w:lvl>
+    <w:lvl w:ilvl="6">
+      <w:start w:val="1"/>
+      <w:numFmt w:val="none"/>
+      <w:suff w:val="nothing"/>
+      <w:lvlText w:val=""/>
+      <w:lvlJc w:val="left"/>
+      <w:pPr>
+        <w:tabs>
+          <w:tab w:val="num" w:pos="0"/>
+        </w:tabs>
+        <w:ind w:left="0" w:hanging="0"/>
+      </w:pPr>
+    </w:lvl>
+    <w:lvl w:ilvl="7">
+      <w:start w:val="1"/>
+      <w:numFmt w:val="none"/>
+      <w:suff w:val="nothing"/>
+      <w:lvlText w:val=""/>
+      <w:lvlJc w:val="left"/>
+      <w:pPr>
+        <w:tabs>
+          <w:tab w:val="num" w:pos="0"/>
+        </w:tabs>
+        <w:ind w:left="0" w:hanging="0"/>
+      </w:pPr>
+    </w:lvl>
+    <w:lvl w:ilvl="8">
+      <w:start w:val="1"/>
+      <w:numFmt w:val="none"/>
+      <w:suff w:val="nothing"/>
+      <w:lvlText w:val=""/>
+      <w:lvlJc w:val="left"/>
+      <w:pPr>
+        <w:tabs>
+          <w:tab w:val="num" w:pos="0"/>
+        </w:tabs>
+        <w:ind w:left="0" w:hanging="0"/>
+      </w:pPr>
     </w:lvl>
   </w:abstractNum>
   <w:num w:numId="1">
@@ -1373,49 +1506,57 @@
   <w:num w:numId="3">
     <w:abstractNumId w:val="3"/>
   </w:num>
+  <w:num w:numId="4">
+    <w:abstractNumId w:val="4"/>
+  </w:num>
 </w:numbering>
 </file>
 
 <file path=word/styles.xml><?xml version="1.0" encoding="utf-8"?>
-<w:styles xmlns:mc="http://schemas.openxmlformats.org/markup-compatibility/2006" xmlns:o="urn:schemas-microsoft-com:office:office" xmlns:r="http://schemas.openxmlformats.org/officeDocument/2006/relationships" xmlns:m="http://schemas.openxmlformats.org/officeDocument/2006/math" xmlns:v="urn:schemas-microsoft-com:vml" xmlns:wp="http://schemas.openxmlformats.org/drawingml/2006/wordprocessingDrawing" xmlns:w10="urn:schemas-microsoft-com:office:word" xmlns:w="http://schemas.openxmlformats.org/wordprocessingml/2006/main" xmlns:wne="http://schemas.microsoft.com/office/word/2006/wordml" xmlns:sl="http://schemas.openxmlformats.org/schemaLibrary/2006/main" xmlns:a="http://schemas.openxmlformats.org/drawingml/2006/main" xmlns:pic="http://schemas.openxmlformats.org/drawingml/2006/picture" xmlns:c="http://schemas.openxmlformats.org/drawingml/2006/chart" xmlns:lc="http://schemas.openxmlformats.org/drawingml/2006/lockedCanvas" xmlns:dgm="http://schemas.openxmlformats.org/drawingml/2006/diagram" xmlns:wps="http://schemas.microsoft.com/office/word/2010/wordprocessingShape" xmlns:wpg="http://schemas.microsoft.com/office/word/2010/wordprocessingGroup" xmlns:w14="http://schemas.microsoft.com/office/word/2010/wordml" xmlns:w15="http://schemas.microsoft.com/office/word/2012/wordml" xmlns:w16="http://schemas.microsoft.com/office/word/2018/wordml" xmlns:w16cex="http://schemas.microsoft.com/office/word/2018/wordml/cex" xmlns:w16cid="http://schemas.microsoft.com/office/word/2016/wordml/cid" xmlns="http://schemas.microsoft.com/office/tasks/2019/documenttasks" xmlns:cr="http://schemas.microsoft.com/office/comments/2020/reactions">
+<w:styles xmlns:w="http://schemas.openxmlformats.org/wordprocessingml/2006/main" xmlns:w14="http://schemas.microsoft.com/office/word/2010/wordml" xmlns:mc="http://schemas.openxmlformats.org/markup-compatibility/2006" mc:Ignorable="w14">
   <w:docDefaults>
     <w:rPrDefault>
       <w:rPr>
-        <w:rFonts w:ascii="Arial" w:cs="Arial" w:eastAsia="Arial" w:hAnsi="Arial"/>
+        <w:rFonts w:ascii="Arial" w:hAnsi="Arial" w:eastAsia="Arial" w:cs="Arial"/>
         <w:sz w:val="22"/>
         <w:szCs w:val="22"/>
-        <w:lang w:val="uk"/>
+        <w:lang w:val="uk-UA" w:eastAsia="zh-CN" w:bidi="hi-IN"/>
       </w:rPr>
     </w:rPrDefault>
     <w:pPrDefault>
       <w:pPr>
-        <w:spacing w:line="276" w:lineRule="auto"/>
+        <w:suppressAutoHyphens w:val="true"/>
       </w:pPr>
     </w:pPrDefault>
   </w:docDefaults>
-  <w:style w:type="table" w:styleId="TableNormal" w:default="1">
-    <w:name w:val="TableNormal"/>
-    <w:tblPr>
-      <w:tblCellMar>
-        <w:top w:w="100.0" w:type="dxa"/>
-        <w:left w:w="100.0" w:type="dxa"/>
-        <w:bottom w:w="100.0" w:type="dxa"/>
-        <w:right w:w="100.0" w:type="dxa"/>
-      </w:tblCellMar>
-    </w:tblPr>
-  </w:style>
-  <w:style w:type="paragraph" w:styleId="Normal" w:default="1">
-    <w:name w:val="normal"/>
+  <w:style w:type="paragraph" w:styleId="Normal">
+    <w:name w:val="Normal"/>
+    <w:qFormat/>
+    <w:pPr>
+      <w:widowControl/>
+      <w:bidi w:val="0"/>
+      <w:spacing w:lineRule="auto" w:line="276" w:before="0" w:after="0"/>
+      <w:jc w:val="left"/>
+    </w:pPr>
+    <w:rPr>
+      <w:rFonts w:ascii="Arial" w:hAnsi="Arial" w:eastAsia="Arial" w:cs="Arial"/>
+      <w:color w:val="auto"/>
+      <w:kern w:val="0"/>
+      <w:sz w:val="22"/>
+      <w:szCs w:val="22"/>
+      <w:lang w:val="uk-UA" w:eastAsia="zh-CN" w:bidi="hi-IN"/>
+    </w:rPr>
   </w:style>
   <w:style w:type="paragraph" w:styleId="Heading1">
-    <w:name w:val="heading 1"/>
-    <w:basedOn w:val="Normal"/>
-    <w:next w:val="Normal"/>
+    <w:name w:val="Heading 1"/>
+    <w:basedOn w:val="Normal1"/>
+    <w:next w:val="Normal1"/>
+    <w:qFormat/>
     <w:pPr>
-      <w:keepNext w:val="1"/>
-      <w:keepLines w:val="1"/>
-      <w:pageBreakBefore w:val="0"/>
-      <w:spacing w:after="120" w:before="400" w:lineRule="auto"/>
+      <w:keepNext w:val="true"/>
+      <w:keepLines/>
+      <w:pageBreakBefore w:val="false"/>
+      <w:spacing w:lineRule="auto" w:line="240" w:before="400" w:after="120"/>
     </w:pPr>
     <w:rPr>
       <w:sz w:val="40"/>
@@ -1423,49 +1564,52 @@
     </w:rPr>
   </w:style>
   <w:style w:type="paragraph" w:styleId="Heading2">
-    <w:name w:val="heading 2"/>
-    <w:basedOn w:val="Normal"/>
-    <w:next w:val="Normal"/>
+    <w:name w:val="Heading 2"/>
+    <w:basedOn w:val="Normal1"/>
+    <w:next w:val="Normal1"/>
+    <w:qFormat/>
     <w:pPr>
-      <w:keepNext w:val="1"/>
-      <w:keepLines w:val="1"/>
-      <w:pageBreakBefore w:val="0"/>
-      <w:spacing w:after="120" w:before="360" w:lineRule="auto"/>
+      <w:keepNext w:val="true"/>
+      <w:keepLines/>
+      <w:pageBreakBefore w:val="false"/>
+      <w:spacing w:lineRule="auto" w:line="240" w:before="360" w:after="120"/>
     </w:pPr>
     <w:rPr>
-      <w:b w:val="0"/>
-      <w:bCs w:val="0"/>
+      <w:b w:val="false"/>
+      <w:bCs w:val="false"/>
       <w:sz w:val="32"/>
       <w:szCs w:val="32"/>
     </w:rPr>
   </w:style>
   <w:style w:type="paragraph" w:styleId="Heading3">
-    <w:name w:val="heading 3"/>
-    <w:basedOn w:val="Normal"/>
-    <w:next w:val="Normal"/>
+    <w:name w:val="Heading 3"/>
+    <w:basedOn w:val="Normal1"/>
+    <w:next w:val="Normal1"/>
+    <w:qFormat/>
     <w:pPr>
-      <w:keepNext w:val="1"/>
-      <w:keepLines w:val="1"/>
-      <w:pageBreakBefore w:val="0"/>
-      <w:spacing w:after="80" w:before="320" w:lineRule="auto"/>
+      <w:keepNext w:val="true"/>
+      <w:keepLines/>
+      <w:pageBreakBefore w:val="false"/>
+      <w:spacing w:lineRule="auto" w:line="240" w:before="320" w:after="80"/>
     </w:pPr>
     <w:rPr>
-      <w:b w:val="0"/>
-      <w:bCs w:val="0"/>
+      <w:b w:val="false"/>
+      <w:bCs w:val="false"/>
       <w:color w:val="434343"/>
       <w:sz w:val="28"/>
       <w:szCs w:val="28"/>
     </w:rPr>
   </w:style>
   <w:style w:type="paragraph" w:styleId="Heading4">
-    <w:name w:val="heading 4"/>
-    <w:basedOn w:val="Normal"/>
-    <w:next w:val="Normal"/>
+    <w:name w:val="Heading 4"/>
+    <w:basedOn w:val="Normal1"/>
+    <w:next w:val="Normal1"/>
+    <w:qFormat/>
     <w:pPr>
-      <w:keepNext w:val="1"/>
-      <w:keepLines w:val="1"/>
-      <w:pageBreakBefore w:val="0"/>
-      <w:spacing w:after="80" w:before="280" w:lineRule="auto"/>
+      <w:keepNext w:val="true"/>
+      <w:keepLines/>
+      <w:pageBreakBefore w:val="false"/>
+      <w:spacing w:lineRule="auto" w:line="240" w:before="280" w:after="80"/>
     </w:pPr>
     <w:rPr>
       <w:color w:val="666666"/>
@@ -1474,14 +1618,15 @@
     </w:rPr>
   </w:style>
   <w:style w:type="paragraph" w:styleId="Heading5">
-    <w:name w:val="heading 5"/>
-    <w:basedOn w:val="Normal"/>
-    <w:next w:val="Normal"/>
+    <w:name w:val="Heading 5"/>
+    <w:basedOn w:val="Normal1"/>
+    <w:next w:val="Normal1"/>
+    <w:qFormat/>
     <w:pPr>
-      <w:keepNext w:val="1"/>
-      <w:keepLines w:val="1"/>
-      <w:pageBreakBefore w:val="0"/>
-      <w:spacing w:after="80" w:before="240" w:lineRule="auto"/>
+      <w:keepNext w:val="true"/>
+      <w:keepLines/>
+      <w:pageBreakBefore w:val="false"/>
+      <w:spacing w:lineRule="auto" w:line="240" w:before="240" w:after="80"/>
     </w:pPr>
     <w:rPr>
       <w:color w:val="666666"/>
@@ -1490,32 +1635,110 @@
     </w:rPr>
   </w:style>
   <w:style w:type="paragraph" w:styleId="Heading6">
-    <w:name w:val="heading 6"/>
-    <w:basedOn w:val="Normal"/>
-    <w:next w:val="Normal"/>
+    <w:name w:val="Heading 6"/>
+    <w:basedOn w:val="Normal1"/>
+    <w:next w:val="Normal1"/>
+    <w:qFormat/>
     <w:pPr>
-      <w:keepNext w:val="1"/>
-      <w:keepLines w:val="1"/>
-      <w:pageBreakBefore w:val="0"/>
-      <w:spacing w:after="80" w:before="240" w:lineRule="auto"/>
+      <w:keepNext w:val="true"/>
+      <w:keepLines/>
+      <w:pageBreakBefore w:val="false"/>
+      <w:spacing w:lineRule="auto" w:line="240" w:before="240" w:after="80"/>
     </w:pPr>
     <w:rPr>
-      <w:i w:val="1"/>
-      <w:iCs w:val="1"/>
+      <w:i/>
+      <w:iCs/>
       <w:color w:val="666666"/>
       <w:sz w:val="22"/>
       <w:szCs w:val="22"/>
     </w:rPr>
   </w:style>
+  <w:style w:type="paragraph" w:styleId="Heading">
+    <w:name w:val="Heading"/>
+    <w:basedOn w:val="Normal"/>
+    <w:next w:val="TextBody"/>
+    <w:qFormat/>
+    <w:pPr>
+      <w:keepNext w:val="true"/>
+      <w:spacing w:before="240" w:after="120"/>
+    </w:pPr>
+    <w:rPr>
+      <w:rFonts w:ascii="Liberation Sans" w:hAnsi="Liberation Sans" w:eastAsia="Noto Sans CJK SC" w:cs="Lohit Devanagari"/>
+      <w:sz w:val="28"/>
+      <w:szCs w:val="28"/>
+    </w:rPr>
+  </w:style>
+  <w:style w:type="paragraph" w:styleId="TextBody">
+    <w:name w:val="Body Text"/>
+    <w:basedOn w:val="Normal"/>
+    <w:pPr>
+      <w:spacing w:lineRule="auto" w:line="276" w:before="0" w:after="140"/>
+    </w:pPr>
+    <w:rPr/>
+  </w:style>
+  <w:style w:type="paragraph" w:styleId="List">
+    <w:name w:val="List"/>
+    <w:basedOn w:val="TextBody"/>
+    <w:pPr/>
+    <w:rPr>
+      <w:rFonts w:cs="Lohit Devanagari"/>
+    </w:rPr>
+  </w:style>
+  <w:style w:type="paragraph" w:styleId="Caption">
+    <w:name w:val="Caption"/>
+    <w:basedOn w:val="Normal"/>
+    <w:qFormat/>
+    <w:pPr>
+      <w:suppressLineNumbers/>
+      <w:spacing w:before="120" w:after="120"/>
+    </w:pPr>
+    <w:rPr>
+      <w:rFonts w:cs="Lohit Devanagari"/>
+      <w:i/>
+      <w:iCs/>
+      <w:sz w:val="24"/>
+      <w:szCs w:val="24"/>
+    </w:rPr>
+  </w:style>
+  <w:style w:type="paragraph" w:styleId="Index">
+    <w:name w:val="Index"/>
+    <w:basedOn w:val="Normal"/>
+    <w:qFormat/>
+    <w:pPr>
+      <w:suppressLineNumbers/>
+    </w:pPr>
+    <w:rPr>
+      <w:rFonts w:cs="Lohit Devanagari"/>
+    </w:rPr>
+  </w:style>
+  <w:style w:type="paragraph" w:styleId="Normal1" w:default="1">
+    <w:name w:val="LO-normal"/>
+    <w:qFormat/>
+    <w:pPr>
+      <w:widowControl/>
+      <w:bidi w:val="0"/>
+      <w:spacing w:lineRule="auto" w:line="276" w:before="0" w:after="0"/>
+      <w:jc w:val="left"/>
+    </w:pPr>
+    <w:rPr>
+      <w:rFonts w:ascii="Arial" w:hAnsi="Arial" w:eastAsia="Arial" w:cs="Arial"/>
+      <w:color w:val="auto"/>
+      <w:kern w:val="0"/>
+      <w:sz w:val="22"/>
+      <w:szCs w:val="22"/>
+      <w:lang w:val="uk-UA" w:eastAsia="zh-CN" w:bidi="hi-IN"/>
+    </w:rPr>
+  </w:style>
   <w:style w:type="paragraph" w:styleId="Title">
     <w:name w:val="Title"/>
-    <w:basedOn w:val="Normal"/>
-    <w:next w:val="Normal"/>
+    <w:basedOn w:val="Normal1"/>
+    <w:next w:val="Normal1"/>
+    <w:qFormat/>
     <w:pPr>
-      <w:keepNext w:val="1"/>
-      <w:keepLines w:val="1"/>
-      <w:pageBreakBefore w:val="0"/>
-      <w:spacing w:after="60" w:before="0" w:lineRule="auto"/>
+      <w:keepNext w:val="true"/>
+      <w:keepLines/>
+      <w:pageBreakBefore w:val="false"/>
+      <w:spacing w:lineRule="auto" w:line="240" w:before="0" w:after="60"/>
     </w:pPr>
     <w:rPr>
       <w:sz w:val="52"/>
@@ -1524,22 +1747,34 @@
   </w:style>
   <w:style w:type="paragraph" w:styleId="Subtitle">
     <w:name w:val="Subtitle"/>
-    <w:basedOn w:val="Normal"/>
-    <w:next w:val="Normal"/>
+    <w:basedOn w:val="Normal1"/>
+    <w:next w:val="Normal1"/>
+    <w:qFormat/>
     <w:pPr>
-      <w:keepNext w:val="1"/>
-      <w:keepLines w:val="1"/>
-      <w:pageBreakBefore w:val="0"/>
-      <w:spacing w:after="320" w:before="0" w:lineRule="auto"/>
+      <w:keepNext w:val="true"/>
+      <w:keepLines/>
+      <w:pageBreakBefore w:val="false"/>
+      <w:spacing w:lineRule="auto" w:line="240" w:before="0" w:after="320"/>
     </w:pPr>
     <w:rPr>
-      <w:rFonts w:ascii="Arial" w:cs="Arial" w:eastAsia="Arial" w:hAnsi="Arial"/>
-      <w:i w:val="0"/>
-      <w:iCs w:val="0"/>
+      <w:rFonts w:ascii="Arial" w:hAnsi="Arial" w:eastAsia="Arial" w:cs="Arial"/>
+      <w:i w:val="false"/>
+      <w:iCs w:val="false"/>
       <w:color w:val="666666"/>
       <w:sz w:val="30"/>
       <w:szCs w:val="30"/>
     </w:rPr>
+  </w:style>
+  <w:style w:type="table" w:default="1" w:styleId="TableNormal">
+    <w:name w:val="TableNormal"/>
+    <w:tblPr>
+      <w:tblCellMar>
+        <w:top w:w="100" w:type="dxa"/>
+        <w:left w:w="100" w:type="dxa"/>
+        <w:bottom w:w="100" w:type="dxa"/>
+        <w:right w:w="100" w:type="dxa"/>
+      </w:tblCellMar>
+    </w:tblPr>
   </w:style>
 </w:styles>
 </file>

--- a/jmeter profiles/concurrency stress test/Стрес тестування (Concurrency Thread Group).docx
+++ b/jmeter profiles/concurrency stress test/Стрес тестування (Concurrency Thread Group).docx
@@ -4,7 +4,7 @@
   <w:body>
     <w:p>
       <w:pPr>
-        <w:pStyle w:val="Normal1"/>
+        <w:pStyle w:val="LOnormal"/>
         <w:rPr>
           <w:rFonts w:ascii="Times New Roman" w:hAnsi="Times New Roman" w:eastAsia="Times New Roman" w:cs="Times New Roman"/>
           <w:b/>
@@ -23,7 +23,7 @@
     </w:p>
     <w:p>
       <w:pPr>
-        <w:pStyle w:val="Normal1"/>
+        <w:pStyle w:val="LOnormal"/>
         <w:rPr>
           <w:rFonts w:ascii="Times New Roman" w:hAnsi="Times New Roman" w:eastAsia="Times New Roman" w:cs="Times New Roman"/>
           <w:b/>
@@ -41,7 +41,7 @@
     </w:p>
     <w:p>
       <w:pPr>
-        <w:pStyle w:val="Normal1"/>
+        <w:pStyle w:val="LOnormal"/>
         <w:numPr>
           <w:ilvl w:val="0"/>
           <w:numId w:val="2"/>
@@ -66,7 +66,7 @@
     </w:p>
     <w:p>
       <w:pPr>
-        <w:pStyle w:val="Normal1"/>
+        <w:pStyle w:val="LOnormal"/>
         <w:rPr>
           <w:rFonts w:ascii="Times New Roman" w:hAnsi="Times New Roman" w:eastAsia="Times New Roman" w:cs="Times New Roman"/>
         </w:rPr>
@@ -114,20 +114,20 @@
     </w:p>
     <w:p>
       <w:pPr>
-        <w:pStyle w:val="Normal1"/>
-        <w:rPr>
-          <w:rFonts w:ascii="Times New Roman" w:hAnsi="Times New Roman" w:eastAsia="Times New Roman" w:cs="Times New Roman"/>
-        </w:rPr>
-      </w:pPr>
-      <w:r>
-        <w:rPr>
-          <w:rFonts w:eastAsia="Times New Roman" w:cs="Times New Roman" w:ascii="Times New Roman" w:hAnsi="Times New Roman"/>
-        </w:rPr>
-      </w:r>
-    </w:p>
-    <w:p>
-      <w:pPr>
-        <w:pStyle w:val="Normal1"/>
+        <w:pStyle w:val="LOnormal"/>
+        <w:rPr>
+          <w:rFonts w:ascii="Times New Roman" w:hAnsi="Times New Roman" w:eastAsia="Times New Roman" w:cs="Times New Roman"/>
+        </w:rPr>
+      </w:pPr>
+      <w:r>
+        <w:rPr>
+          <w:rFonts w:eastAsia="Times New Roman" w:cs="Times New Roman" w:ascii="Times New Roman" w:hAnsi="Times New Roman"/>
+        </w:rPr>
+      </w:r>
+    </w:p>
+    <w:p>
+      <w:pPr>
+        <w:pStyle w:val="LOnormal"/>
         <w:rPr>
           <w:rFonts w:ascii="Times New Roman" w:hAnsi="Times New Roman" w:eastAsia="Times New Roman" w:cs="Times New Roman"/>
         </w:rPr>
@@ -141,7 +141,7 @@
     </w:p>
     <w:p>
       <w:pPr>
-        <w:pStyle w:val="Normal1"/>
+        <w:pStyle w:val="LOnormal"/>
         <w:rPr>
           <w:rFonts w:ascii="Times New Roman" w:hAnsi="Times New Roman" w:eastAsia="Times New Roman" w:cs="Times New Roman"/>
         </w:rPr>
@@ -189,7 +189,7 @@
     </w:p>
     <w:p>
       <w:pPr>
-        <w:pStyle w:val="Normal1"/>
+        <w:pStyle w:val="LOnormal"/>
         <w:rPr>
           <w:rFonts w:ascii="Times New Roman" w:hAnsi="Times New Roman" w:eastAsia="Times New Roman" w:cs="Times New Roman"/>
         </w:rPr>
@@ -237,20 +237,20 @@
     </w:p>
     <w:p>
       <w:pPr>
-        <w:pStyle w:val="Normal1"/>
-        <w:rPr>
-          <w:rFonts w:ascii="Times New Roman" w:hAnsi="Times New Roman" w:eastAsia="Times New Roman" w:cs="Times New Roman"/>
-        </w:rPr>
-      </w:pPr>
-      <w:r>
-        <w:rPr>
-          <w:rFonts w:eastAsia="Times New Roman" w:cs="Times New Roman" w:ascii="Times New Roman" w:hAnsi="Times New Roman"/>
-        </w:rPr>
-      </w:r>
-    </w:p>
-    <w:p>
-      <w:pPr>
-        <w:pStyle w:val="Normal1"/>
+        <w:pStyle w:val="LOnormal"/>
+        <w:rPr>
+          <w:rFonts w:ascii="Times New Roman" w:hAnsi="Times New Roman" w:eastAsia="Times New Roman" w:cs="Times New Roman"/>
+        </w:rPr>
+      </w:pPr>
+      <w:r>
+        <w:rPr>
+          <w:rFonts w:eastAsia="Times New Roman" w:cs="Times New Roman" w:ascii="Times New Roman" w:hAnsi="Times New Roman"/>
+        </w:rPr>
+      </w:r>
+    </w:p>
+    <w:p>
+      <w:pPr>
+        <w:pStyle w:val="LOnormal"/>
         <w:rPr>
           <w:rFonts w:ascii="Times New Roman" w:hAnsi="Times New Roman" w:eastAsia="Times New Roman" w:cs="Times New Roman"/>
         </w:rPr>
@@ -298,33 +298,33 @@
     </w:p>
     <w:p>
       <w:pPr>
-        <w:pStyle w:val="Normal1"/>
-        <w:rPr>
-          <w:rFonts w:ascii="Times New Roman" w:hAnsi="Times New Roman" w:eastAsia="Times New Roman" w:cs="Times New Roman"/>
-        </w:rPr>
-      </w:pPr>
-      <w:r>
-        <w:rPr>
-          <w:rFonts w:eastAsia="Times New Roman" w:cs="Times New Roman" w:ascii="Times New Roman" w:hAnsi="Times New Roman"/>
-        </w:rPr>
-      </w:r>
-    </w:p>
-    <w:p>
-      <w:pPr>
-        <w:pStyle w:val="Normal1"/>
-        <w:rPr>
-          <w:rFonts w:ascii="Times New Roman" w:hAnsi="Times New Roman" w:eastAsia="Times New Roman" w:cs="Times New Roman"/>
-        </w:rPr>
-      </w:pPr>
-      <w:r>
-        <w:rPr>
-          <w:rFonts w:eastAsia="Times New Roman" w:cs="Times New Roman" w:ascii="Times New Roman" w:hAnsi="Times New Roman"/>
-        </w:rPr>
-      </w:r>
-    </w:p>
-    <w:p>
-      <w:pPr>
-        <w:pStyle w:val="Normal1"/>
+        <w:pStyle w:val="LOnormal"/>
+        <w:rPr>
+          <w:rFonts w:ascii="Times New Roman" w:hAnsi="Times New Roman" w:eastAsia="Times New Roman" w:cs="Times New Roman"/>
+        </w:rPr>
+      </w:pPr>
+      <w:r>
+        <w:rPr>
+          <w:rFonts w:eastAsia="Times New Roman" w:cs="Times New Roman" w:ascii="Times New Roman" w:hAnsi="Times New Roman"/>
+        </w:rPr>
+      </w:r>
+    </w:p>
+    <w:p>
+      <w:pPr>
+        <w:pStyle w:val="LOnormal"/>
+        <w:rPr>
+          <w:rFonts w:ascii="Times New Roman" w:hAnsi="Times New Roman" w:eastAsia="Times New Roman" w:cs="Times New Roman"/>
+        </w:rPr>
+      </w:pPr>
+      <w:r>
+        <w:rPr>
+          <w:rFonts w:eastAsia="Times New Roman" w:cs="Times New Roman" w:ascii="Times New Roman" w:hAnsi="Times New Roman"/>
+        </w:rPr>
+      </w:r>
+    </w:p>
+    <w:p>
+      <w:pPr>
+        <w:pStyle w:val="LOnormal"/>
         <w:rPr>
           <w:rFonts w:ascii="Times New Roman" w:hAnsi="Times New Roman" w:eastAsia="Times New Roman" w:cs="Times New Roman"/>
         </w:rPr>
@@ -372,33 +372,33 @@
     </w:p>
     <w:p>
       <w:pPr>
-        <w:pStyle w:val="Normal1"/>
-        <w:rPr>
-          <w:rFonts w:ascii="Times New Roman" w:hAnsi="Times New Roman" w:eastAsia="Times New Roman" w:cs="Times New Roman"/>
-        </w:rPr>
-      </w:pPr>
-      <w:r>
-        <w:rPr>
-          <w:rFonts w:eastAsia="Times New Roman" w:cs="Times New Roman" w:ascii="Times New Roman" w:hAnsi="Times New Roman"/>
-        </w:rPr>
-      </w:r>
-    </w:p>
-    <w:p>
-      <w:pPr>
-        <w:pStyle w:val="Normal1"/>
-        <w:rPr>
-          <w:rFonts w:ascii="Times New Roman" w:hAnsi="Times New Roman" w:eastAsia="Times New Roman" w:cs="Times New Roman"/>
-        </w:rPr>
-      </w:pPr>
-      <w:r>
-        <w:rPr>
-          <w:rFonts w:eastAsia="Times New Roman" w:cs="Times New Roman" w:ascii="Times New Roman" w:hAnsi="Times New Roman"/>
-        </w:rPr>
-      </w:r>
-    </w:p>
-    <w:p>
-      <w:pPr>
-        <w:pStyle w:val="Normal1"/>
+        <w:pStyle w:val="LOnormal"/>
+        <w:rPr>
+          <w:rFonts w:ascii="Times New Roman" w:hAnsi="Times New Roman" w:eastAsia="Times New Roman" w:cs="Times New Roman"/>
+        </w:rPr>
+      </w:pPr>
+      <w:r>
+        <w:rPr>
+          <w:rFonts w:eastAsia="Times New Roman" w:cs="Times New Roman" w:ascii="Times New Roman" w:hAnsi="Times New Roman"/>
+        </w:rPr>
+      </w:r>
+    </w:p>
+    <w:p>
+      <w:pPr>
+        <w:pStyle w:val="LOnormal"/>
+        <w:rPr>
+          <w:rFonts w:ascii="Times New Roman" w:hAnsi="Times New Roman" w:eastAsia="Times New Roman" w:cs="Times New Roman"/>
+        </w:rPr>
+      </w:pPr>
+      <w:r>
+        <w:rPr>
+          <w:rFonts w:eastAsia="Times New Roman" w:cs="Times New Roman" w:ascii="Times New Roman" w:hAnsi="Times New Roman"/>
+        </w:rPr>
+      </w:r>
+    </w:p>
+    <w:p>
+      <w:pPr>
+        <w:pStyle w:val="LOnormal"/>
         <w:numPr>
           <w:ilvl w:val="0"/>
           <w:numId w:val="2"/>
@@ -422,7 +422,7 @@
     </w:p>
     <w:p>
       <w:pPr>
-        <w:pStyle w:val="Normal1"/>
+        <w:pStyle w:val="LOnormal"/>
         <w:rPr>
           <w:rFonts w:ascii="Times New Roman" w:hAnsi="Times New Roman" w:eastAsia="Times New Roman" w:cs="Times New Roman"/>
         </w:rPr>
@@ -470,20 +470,20 @@
     </w:p>
     <w:p>
       <w:pPr>
-        <w:pStyle w:val="Normal1"/>
-        <w:rPr>
-          <w:rFonts w:ascii="Times New Roman" w:hAnsi="Times New Roman" w:eastAsia="Times New Roman" w:cs="Times New Roman"/>
-        </w:rPr>
-      </w:pPr>
-      <w:r>
-        <w:rPr>
-          <w:rFonts w:eastAsia="Times New Roman" w:cs="Times New Roman" w:ascii="Times New Roman" w:hAnsi="Times New Roman"/>
-        </w:rPr>
-      </w:r>
-    </w:p>
-    <w:p>
-      <w:pPr>
-        <w:pStyle w:val="Normal1"/>
+        <w:pStyle w:val="LOnormal"/>
+        <w:rPr>
+          <w:rFonts w:ascii="Times New Roman" w:hAnsi="Times New Roman" w:eastAsia="Times New Roman" w:cs="Times New Roman"/>
+        </w:rPr>
+      </w:pPr>
+      <w:r>
+        <w:rPr>
+          <w:rFonts w:eastAsia="Times New Roman" w:cs="Times New Roman" w:ascii="Times New Roman" w:hAnsi="Times New Roman"/>
+        </w:rPr>
+      </w:r>
+    </w:p>
+    <w:p>
+      <w:pPr>
+        <w:pStyle w:val="LOnormal"/>
         <w:spacing w:lineRule="auto" w:line="240" w:before="240" w:after="240"/>
         <w:rPr>
           <w:rFonts w:ascii="Times New Roman" w:hAnsi="Times New Roman" w:eastAsia="Times New Roman" w:cs="Times New Roman"/>
@@ -532,7 +532,7 @@
     </w:p>
     <w:p>
       <w:pPr>
-        <w:pStyle w:val="Normal1"/>
+        <w:pStyle w:val="LOnormal"/>
         <w:spacing w:lineRule="auto" w:line="240" w:before="240" w:after="240"/>
         <w:rPr>
           <w:rFonts w:ascii="Times New Roman" w:hAnsi="Times New Roman" w:eastAsia="Times New Roman" w:cs="Times New Roman"/>
@@ -581,7 +581,7 @@
     </w:p>
     <w:p>
       <w:pPr>
-        <w:pStyle w:val="Normal1"/>
+        <w:pStyle w:val="LOnormal"/>
         <w:spacing w:lineRule="auto" w:line="240" w:before="240" w:after="240"/>
         <w:rPr>
           <w:rFonts w:ascii="Times New Roman" w:hAnsi="Times New Roman" w:eastAsia="Times New Roman" w:cs="Times New Roman"/>
@@ -630,7 +630,7 @@
     </w:p>
     <w:p>
       <w:pPr>
-        <w:pStyle w:val="Normal1"/>
+        <w:pStyle w:val="LOnormal"/>
         <w:spacing w:lineRule="auto" w:line="240" w:before="240" w:after="240"/>
         <w:rPr>
           <w:rFonts w:ascii="Times New Roman" w:hAnsi="Times New Roman" w:eastAsia="Times New Roman" w:cs="Times New Roman"/>
@@ -679,7 +679,7 @@
     </w:p>
     <w:p>
       <w:pPr>
-        <w:pStyle w:val="Normal1"/>
+        <w:pStyle w:val="LOnormal"/>
         <w:spacing w:lineRule="auto" w:line="240" w:before="240" w:after="240"/>
         <w:rPr>
           <w:rFonts w:ascii="Times New Roman" w:hAnsi="Times New Roman" w:eastAsia="Times New Roman" w:cs="Times New Roman"/>
@@ -693,7 +693,7 @@
     </w:p>
     <w:p>
       <w:pPr>
-        <w:pStyle w:val="Normal1"/>
+        <w:pStyle w:val="LOnormal"/>
         <w:spacing w:lineRule="auto" w:line="240" w:before="240" w:after="240"/>
         <w:rPr>
           <w:rFonts w:ascii="Times New Roman" w:hAnsi="Times New Roman" w:eastAsia="Times New Roman" w:cs="Times New Roman"/>
@@ -708,7 +708,7 @@
     </w:p>
     <w:p>
       <w:pPr>
-        <w:pStyle w:val="Normal1"/>
+        <w:pStyle w:val="LOnormal"/>
         <w:numPr>
           <w:ilvl w:val="0"/>
           <w:numId w:val="3"/>
@@ -734,7 +734,7 @@
     </w:p>
     <w:p>
       <w:pPr>
-        <w:pStyle w:val="Normal1"/>
+        <w:pStyle w:val="LOnormal"/>
         <w:numPr>
           <w:ilvl w:val="0"/>
           <w:numId w:val="3"/>
@@ -774,7 +774,7 @@
     </w:p>
     <w:p>
       <w:pPr>
-        <w:pStyle w:val="Normal1"/>
+        <w:pStyle w:val="LOnormal"/>
         <w:numPr>
           <w:ilvl w:val="0"/>
           <w:numId w:val="3"/>
@@ -800,7 +800,7 @@
     </w:p>
     <w:p>
       <w:pPr>
-        <w:pStyle w:val="Normal1"/>
+        <w:pStyle w:val="LOnormal"/>
         <w:numPr>
           <w:ilvl w:val="0"/>
           <w:numId w:val="3"/>
@@ -868,12 +868,30 @@
           <w:sz w:val="22"/>
           <w:szCs w:val="22"/>
         </w:rPr>
-        <w:t>Запити CRUD (Create, Change, Delete) працюють стабільно і досить швидко.</w:t>
-      </w:r>
-    </w:p>
-    <w:p>
-      <w:pPr>
-        <w:pStyle w:val="Normal1"/>
+        <w:t xml:space="preserve">Запити CRUD (Create, Change, Delete) працюють стабільно і досить швидко, </w:t>
+      </w:r>
+      <w:r>
+        <w:rPr>
+          <w:rFonts w:eastAsia="Times New Roman" w:cs="Times New Roman" w:ascii="Times New Roman" w:hAnsi="Times New Roman"/>
+          <w:color w:val="000000"/>
+          <w:sz w:val="22"/>
+          <w:szCs w:val="22"/>
+        </w:rPr>
+        <w:t>але в моменти завантаженності системи через “важкі” запити читання запит створення користувача теж просідав по response time</w:t>
+      </w:r>
+      <w:r>
+        <w:rPr>
+          <w:rFonts w:eastAsia="Times New Roman" w:cs="Times New Roman" w:ascii="Times New Roman" w:hAnsi="Times New Roman"/>
+          <w:color w:val="000000"/>
+          <w:sz w:val="22"/>
+          <w:szCs w:val="22"/>
+        </w:rPr>
+        <w:t>.</w:t>
+      </w:r>
+    </w:p>
+    <w:p>
+      <w:pPr>
+        <w:pStyle w:val="LOnormal"/>
         <w:numPr>
           <w:ilvl w:val="0"/>
           <w:numId w:val="1"/>
@@ -891,7 +909,7 @@
     </w:p>
     <w:p>
       <w:pPr>
-        <w:pStyle w:val="Normal1"/>
+        <w:pStyle w:val="LOnormal"/>
         <w:numPr>
           <w:ilvl w:val="0"/>
           <w:numId w:val="1"/>
@@ -909,7 +927,7 @@
     </w:p>
     <w:p>
       <w:pPr>
-        <w:pStyle w:val="Normal1"/>
+        <w:pStyle w:val="LOnormal"/>
         <w:spacing w:lineRule="auto" w:line="240" w:before="240" w:after="240"/>
         <w:ind w:left="0" w:hanging="0"/>
         <w:rPr>
@@ -925,7 +943,7 @@
     </w:p>
     <w:p>
       <w:pPr>
-        <w:pStyle w:val="Normal1"/>
+        <w:pStyle w:val="LOnormal"/>
         <w:rPr>
           <w:rFonts w:ascii="Times New Roman" w:hAnsi="Times New Roman" w:eastAsia="Times New Roman" w:cs="Times New Roman"/>
         </w:rPr>
@@ -1534,6 +1552,7 @@
     <w:qFormat/>
     <w:pPr>
       <w:widowControl/>
+      <w:suppressAutoHyphens w:val="true"/>
       <w:bidi w:val="0"/>
       <w:spacing w:lineRule="auto" w:line="276" w:before="0" w:after="0"/>
       <w:jc w:val="left"/>
@@ -1549,8 +1568,8 @@
   </w:style>
   <w:style w:type="paragraph" w:styleId="Heading1">
     <w:name w:val="Heading 1"/>
-    <w:basedOn w:val="Normal1"/>
-    <w:next w:val="Normal1"/>
+    <w:basedOn w:val="LOnormal"/>
+    <w:next w:val="LOnormal"/>
     <w:qFormat/>
     <w:pPr>
       <w:keepNext w:val="true"/>
@@ -1565,8 +1584,8 @@
   </w:style>
   <w:style w:type="paragraph" w:styleId="Heading2">
     <w:name w:val="Heading 2"/>
-    <w:basedOn w:val="Normal1"/>
-    <w:next w:val="Normal1"/>
+    <w:basedOn w:val="LOnormal"/>
+    <w:next w:val="LOnormal"/>
     <w:qFormat/>
     <w:pPr>
       <w:keepNext w:val="true"/>
@@ -1583,8 +1602,8 @@
   </w:style>
   <w:style w:type="paragraph" w:styleId="Heading3">
     <w:name w:val="Heading 3"/>
-    <w:basedOn w:val="Normal1"/>
-    <w:next w:val="Normal1"/>
+    <w:basedOn w:val="LOnormal"/>
+    <w:next w:val="LOnormal"/>
     <w:qFormat/>
     <w:pPr>
       <w:keepNext w:val="true"/>
@@ -1602,8 +1621,8 @@
   </w:style>
   <w:style w:type="paragraph" w:styleId="Heading4">
     <w:name w:val="Heading 4"/>
-    <w:basedOn w:val="Normal1"/>
-    <w:next w:val="Normal1"/>
+    <w:basedOn w:val="LOnormal"/>
+    <w:next w:val="LOnormal"/>
     <w:qFormat/>
     <w:pPr>
       <w:keepNext w:val="true"/>
@@ -1619,8 +1638,8 @@
   </w:style>
   <w:style w:type="paragraph" w:styleId="Heading5">
     <w:name w:val="Heading 5"/>
-    <w:basedOn w:val="Normal1"/>
-    <w:next w:val="Normal1"/>
+    <w:basedOn w:val="LOnormal"/>
+    <w:next w:val="LOnormal"/>
     <w:qFormat/>
     <w:pPr>
       <w:keepNext w:val="true"/>
@@ -1636,8 +1655,8 @@
   </w:style>
   <w:style w:type="paragraph" w:styleId="Heading6">
     <w:name w:val="Heading 6"/>
-    <w:basedOn w:val="Normal1"/>
-    <w:next w:val="Normal1"/>
+    <w:basedOn w:val="LOnormal"/>
+    <w:next w:val="LOnormal"/>
     <w:qFormat/>
     <w:pPr>
       <w:keepNext w:val="true"/>
@@ -1711,11 +1730,12 @@
       <w:rFonts w:cs="Lohit Devanagari"/>
     </w:rPr>
   </w:style>
-  <w:style w:type="paragraph" w:styleId="Normal1" w:default="1">
+  <w:style w:type="paragraph" w:styleId="LOnormal" w:default="1">
     <w:name w:val="LO-normal"/>
     <w:qFormat/>
     <w:pPr>
       <w:widowControl/>
+      <w:suppressAutoHyphens w:val="true"/>
       <w:bidi w:val="0"/>
       <w:spacing w:lineRule="auto" w:line="276" w:before="0" w:after="0"/>
       <w:jc w:val="left"/>
@@ -1731,8 +1751,8 @@
   </w:style>
   <w:style w:type="paragraph" w:styleId="Title">
     <w:name w:val="Title"/>
-    <w:basedOn w:val="Normal1"/>
-    <w:next w:val="Normal1"/>
+    <w:basedOn w:val="LOnormal"/>
+    <w:next w:val="LOnormal"/>
     <w:qFormat/>
     <w:pPr>
       <w:keepNext w:val="true"/>
@@ -1747,8 +1767,8 @@
   </w:style>
   <w:style w:type="paragraph" w:styleId="Subtitle">
     <w:name w:val="Subtitle"/>
-    <w:basedOn w:val="Normal1"/>
-    <w:next w:val="Normal1"/>
+    <w:basedOn w:val="LOnormal"/>
+    <w:next w:val="LOnormal"/>
     <w:qFormat/>
     <w:pPr>
       <w:keepNext w:val="true"/>

--- a/jmeter profiles/concurrency stress test/Стрес тестування (Concurrency Thread Group).docx
+++ b/jmeter profiles/concurrency stress test/Стрес тестування (Concurrency Thread Group).docx
@@ -72,12 +72,12 @@
           <wp:inline distB="114300" distT="114300" distL="114300" distR="114300">
             <wp:extent cx="5731200" cy="2895600"/>
             <wp:effectExtent b="0" l="0" r="0" t="0"/>
-            <wp:docPr id="7" name="image8.png"/>
+            <wp:docPr id="9" name="image4.png"/>
             <a:graphic>
               <a:graphicData uri="http://schemas.openxmlformats.org/drawingml/2006/picture">
                 <pic:pic>
                   <pic:nvPicPr>
-                    <pic:cNvPr id="0" name="image8.png"/>
+                    <pic:cNvPr id="0" name="image4.png"/>
                     <pic:cNvPicPr preferRelativeResize="0"/>
                   </pic:nvPicPr>
                   <pic:blipFill>
@@ -147,12 +147,12 @@
           <wp:inline distB="114300" distT="114300" distL="114300" distR="114300">
             <wp:extent cx="5731200" cy="3873500"/>
             <wp:effectExtent b="0" l="0" r="0" t="0"/>
-            <wp:docPr id="12" name="image1.png"/>
+            <wp:docPr id="14" name="image5.png"/>
             <a:graphic>
               <a:graphicData uri="http://schemas.openxmlformats.org/drawingml/2006/picture">
                 <pic:pic>
                   <pic:nvPicPr>
-                    <pic:cNvPr id="0" name="image1.png"/>
+                    <pic:cNvPr id="0" name="image5.png"/>
                     <pic:cNvPicPr preferRelativeResize="0"/>
                   </pic:nvPicPr>
                   <pic:blipFill>
@@ -196,12 +196,12 @@
           <wp:inline distB="114300" distT="114300" distL="114300" distR="114300">
             <wp:extent cx="5731200" cy="3873500"/>
             <wp:effectExtent b="0" l="0" r="0" t="0"/>
-            <wp:docPr id="5" name="image2.png"/>
+            <wp:docPr id="5" name="image1.png"/>
             <a:graphic>
               <a:graphicData uri="http://schemas.openxmlformats.org/drawingml/2006/picture">
                 <pic:pic>
                   <pic:nvPicPr>
-                    <pic:cNvPr id="0" name="image2.png"/>
+                    <pic:cNvPr id="0" name="image1.png"/>
                     <pic:cNvPicPr preferRelativeResize="0"/>
                   </pic:nvPicPr>
                   <pic:blipFill>
@@ -257,12 +257,12 @@
           <wp:inline distB="114300" distT="114300" distL="114300" distR="114300">
             <wp:extent cx="5731200" cy="3873500"/>
             <wp:effectExtent b="0" l="0" r="0" t="0"/>
-            <wp:docPr id="8" name="image6.png"/>
+            <wp:docPr id="10" name="image7.png"/>
             <a:graphic>
               <a:graphicData uri="http://schemas.openxmlformats.org/drawingml/2006/picture">
                 <pic:pic>
                   <pic:nvPicPr>
-                    <pic:cNvPr id="0" name="image6.png"/>
+                    <pic:cNvPr id="0" name="image7.png"/>
                     <pic:cNvPicPr preferRelativeResize="0"/>
                   </pic:nvPicPr>
                   <pic:blipFill>
@@ -330,12 +330,12 @@
           <wp:inline distB="114300" distT="114300" distL="114300" distR="114300">
             <wp:extent cx="5731200" cy="3873500"/>
             <wp:effectExtent b="0" l="0" r="0" t="0"/>
-            <wp:docPr id="1" name="image4.png"/>
+            <wp:docPr id="1" name="image3.png"/>
             <a:graphic>
               <a:graphicData uri="http://schemas.openxmlformats.org/drawingml/2006/picture">
                 <pic:pic>
                   <pic:nvPicPr>
-                    <pic:cNvPr id="0" name="image4.png"/>
+                    <pic:cNvPr id="0" name="image3.png"/>
                     <pic:cNvPicPr preferRelativeResize="0"/>
                   </pic:nvPicPr>
                   <pic:blipFill>
@@ -426,12 +426,12 @@
           <wp:inline distB="114300" distT="114300" distL="114300" distR="114300">
             <wp:extent cx="5731200" cy="2882900"/>
             <wp:effectExtent b="0" l="0" r="0" t="0"/>
-            <wp:docPr id="4" name="image13.png"/>
+            <wp:docPr id="4" name="image11.png"/>
             <a:graphic>
               <a:graphicData uri="http://schemas.openxmlformats.org/drawingml/2006/picture">
                 <pic:pic>
                   <pic:nvPicPr>
-                    <pic:cNvPr id="0" name="image13.png"/>
+                    <pic:cNvPr id="0" name="image11.png"/>
                     <pic:cNvPicPr preferRelativeResize="0"/>
                   </pic:nvPicPr>
                   <pic:blipFill>
@@ -488,12 +488,12 @@
           <wp:inline distB="114300" distT="114300" distL="114300" distR="114300">
             <wp:extent cx="5731200" cy="2946400"/>
             <wp:effectExtent b="0" l="0" r="0" t="0"/>
-            <wp:docPr id="10" name="image7.png"/>
+            <wp:docPr id="12" name="image8.png"/>
             <a:graphic>
               <a:graphicData uri="http://schemas.openxmlformats.org/drawingml/2006/picture">
                 <pic:pic>
                   <pic:nvPicPr>
-                    <pic:cNvPr id="0" name="image7.png"/>
+                    <pic:cNvPr id="0" name="image8.png"/>
                     <pic:cNvPicPr preferRelativeResize="0"/>
                   </pic:nvPicPr>
                   <pic:blipFill>
@@ -588,12 +588,12 @@
           <wp:inline distB="114300" distT="114300" distL="114300" distR="114300">
             <wp:extent cx="5731200" cy="4267200"/>
             <wp:effectExtent b="0" l="0" r="0" t="0"/>
-            <wp:docPr id="3" name="image10.png"/>
+            <wp:docPr id="3" name="image9.png"/>
             <a:graphic>
               <a:graphicData uri="http://schemas.openxmlformats.org/drawingml/2006/picture">
                 <pic:pic>
                   <pic:nvPicPr>
-                    <pic:cNvPr id="0" name="image10.png"/>
+                    <pic:cNvPr id="0" name="image9.png"/>
                     <pic:cNvPicPr preferRelativeResize="0"/>
                   </pic:nvPicPr>
                   <pic:blipFill>
@@ -638,12 +638,12 @@
           <wp:inline distB="114300" distT="114300" distL="114300" distR="114300">
             <wp:extent cx="5731200" cy="4267200"/>
             <wp:effectExtent b="0" l="0" r="0" t="0"/>
-            <wp:docPr id="11" name="image11.png"/>
+            <wp:docPr id="13" name="image10.png"/>
             <a:graphic>
               <a:graphicData uri="http://schemas.openxmlformats.org/drawingml/2006/picture">
                 <pic:pic>
                   <pic:nvPicPr>
-                    <pic:cNvPr id="0" name="image11.png"/>
+                    <pic:cNvPr id="0" name="image10.png"/>
                     <pic:cNvPicPr preferRelativeResize="0"/>
                   </pic:nvPicPr>
                   <pic:blipFill>
@@ -1035,12 +1035,12 @@
           <wp:inline distB="114300" distT="114300" distL="114300" distR="114300">
             <wp:extent cx="5355431" cy="3656283"/>
             <wp:effectExtent b="0" l="0" r="0" t="0"/>
-            <wp:docPr id="2" name="image3.png"/>
+            <wp:docPr id="2" name="image15.png"/>
             <a:graphic>
               <a:graphicData uri="http://schemas.openxmlformats.org/drawingml/2006/picture">
                 <pic:pic>
                   <pic:nvPicPr>
-                    <pic:cNvPr id="0" name="image3.png"/>
+                    <pic:cNvPr id="0" name="image15.png"/>
                     <pic:cNvPicPr preferRelativeResize="0"/>
                   </pic:nvPicPr>
                   <pic:blipFill>
@@ -1080,12 +1080,12 @@
           <wp:inline distB="114300" distT="114300" distL="114300" distR="114300">
             <wp:extent cx="5388751" cy="3679031"/>
             <wp:effectExtent b="0" l="0" r="0" t="0"/>
-            <wp:docPr id="9" name="image5.png"/>
+            <wp:docPr id="11" name="image6.png"/>
             <a:graphic>
               <a:graphicData uri="http://schemas.openxmlformats.org/drawingml/2006/picture">
                 <pic:pic>
                   <pic:nvPicPr>
-                    <pic:cNvPr id="0" name="image5.png"/>
+                    <pic:cNvPr id="0" name="image6.png"/>
                     <pic:cNvPicPr preferRelativeResize="0"/>
                   </pic:nvPicPr>
                   <pic:blipFill>
@@ -1129,12 +1129,12 @@
           <wp:inline distB="114300" distT="114300" distL="114300" distR="114300">
             <wp:extent cx="5731200" cy="3911600"/>
             <wp:effectExtent b="0" l="0" r="0" t="0"/>
-            <wp:docPr id="13" name="image9.png"/>
+            <wp:docPr id="15" name="image14.png"/>
             <a:graphic>
               <a:graphicData uri="http://schemas.openxmlformats.org/drawingml/2006/picture">
                 <pic:pic>
                   <pic:nvPicPr>
-                    <pic:cNvPr id="0" name="image9.png"/>
+                    <pic:cNvPr id="0" name="image14.png"/>
                     <pic:cNvPicPr preferRelativeResize="0"/>
                   </pic:nvPicPr>
                   <pic:blipFill>
@@ -1158,6 +1158,135 @@
           </wp:inline>
         </w:drawing>
       </w:r>
+      <w:r>
+        <w:rPr>
+          <w:rtl w:val="0"/>
+        </w:rPr>
+      </w:r>
+    </w:p>
+    <w:p>
+      <w:pPr>
+        <w:rPr>
+          <w:rFonts w:ascii="Times New Roman" w:cs="Times New Roman" w:eastAsia="Times New Roman" w:hAnsi="Times New Roman"/>
+        </w:rPr>
+      </w:pPr>
+      <w:r>
+        <w:rPr>
+          <w:rtl w:val="0"/>
+        </w:rPr>
+      </w:r>
+    </w:p>
+    <w:p>
+      <w:pPr>
+        <w:rPr>
+          <w:rFonts w:ascii="Times New Roman" w:cs="Times New Roman" w:eastAsia="Times New Roman" w:hAnsi="Times New Roman"/>
+        </w:rPr>
+      </w:pPr>
+      <w:r>
+        <w:rPr>
+          <w:rFonts w:ascii="Times New Roman" w:cs="Times New Roman" w:eastAsia="Times New Roman" w:hAnsi="Times New Roman"/>
+          <w:rtl w:val="0"/>
+        </w:rPr>
+        <w:t xml:space="preserve">На 2000 потоків результати, очікувано, гірші, але загальний процент помилок все ж менше 1%, показник процентилю 90% теж прийнятний.</w:t>
+      </w:r>
+      <w:r>
+        <w:rPr>
+          <w:rFonts w:ascii="Times New Roman" w:cs="Times New Roman" w:eastAsia="Times New Roman" w:hAnsi="Times New Roman"/>
+        </w:rPr>
+        <w:drawing>
+          <wp:inline distB="114300" distT="114300" distL="114300" distR="114300">
+            <wp:extent cx="5731200" cy="3911600"/>
+            <wp:effectExtent b="0" l="0" r="0" t="0"/>
+            <wp:docPr id="8" name="image2.png"/>
+            <a:graphic>
+              <a:graphicData uri="http://schemas.openxmlformats.org/drawingml/2006/picture">
+                <pic:pic>
+                  <pic:nvPicPr>
+                    <pic:cNvPr id="0" name="image2.png"/>
+                    <pic:cNvPicPr preferRelativeResize="0"/>
+                  </pic:nvPicPr>
+                  <pic:blipFill>
+                    <a:blip r:embed="rId19"/>
+                    <a:srcRect b="0" l="0" r="0" t="0"/>
+                    <a:stretch>
+                      <a:fillRect/>
+                    </a:stretch>
+                  </pic:blipFill>
+                  <pic:spPr>
+                    <a:xfrm>
+                      <a:off x="0" y="0"/>
+                      <a:ext cx="5731200" cy="3911600"/>
+                    </a:xfrm>
+                    <a:prstGeom prst="rect"/>
+                    <a:ln/>
+                  </pic:spPr>
+                </pic:pic>
+              </a:graphicData>
+            </a:graphic>
+          </wp:inline>
+        </w:drawing>
+      </w:r>
+      <w:r>
+        <w:rPr>
+          <w:rtl w:val="0"/>
+        </w:rPr>
+      </w:r>
+    </w:p>
+    <w:p>
+      <w:pPr>
+        <w:rPr>
+          <w:rFonts w:ascii="Times New Roman" w:cs="Times New Roman" w:eastAsia="Times New Roman" w:hAnsi="Times New Roman"/>
+        </w:rPr>
+      </w:pPr>
+      <w:r>
+        <w:rPr>
+          <w:rFonts w:ascii="Times New Roman" w:cs="Times New Roman" w:eastAsia="Times New Roman" w:hAnsi="Times New Roman"/>
+        </w:rPr>
+        <w:drawing>
+          <wp:inline distB="114300" distT="114300" distL="114300" distR="114300">
+            <wp:extent cx="5731200" cy="3911600"/>
+            <wp:effectExtent b="0" l="0" r="0" t="0"/>
+            <wp:docPr id="7" name="image13.png"/>
+            <a:graphic>
+              <a:graphicData uri="http://schemas.openxmlformats.org/drawingml/2006/picture">
+                <pic:pic>
+                  <pic:nvPicPr>
+                    <pic:cNvPr id="0" name="image13.png"/>
+                    <pic:cNvPicPr preferRelativeResize="0"/>
+                  </pic:nvPicPr>
+                  <pic:blipFill>
+                    <a:blip r:embed="rId20"/>
+                    <a:srcRect b="0" l="0" r="0" t="0"/>
+                    <a:stretch>
+                      <a:fillRect/>
+                    </a:stretch>
+                  </pic:blipFill>
+                  <pic:spPr>
+                    <a:xfrm>
+                      <a:off x="0" y="0"/>
+                      <a:ext cx="5731200" cy="3911600"/>
+                    </a:xfrm>
+                    <a:prstGeom prst="rect"/>
+                    <a:ln/>
+                  </pic:spPr>
+                </pic:pic>
+              </a:graphicData>
+            </a:graphic>
+          </wp:inline>
+        </w:drawing>
+      </w:r>
+      <w:r>
+        <w:rPr>
+          <w:rtl w:val="0"/>
+        </w:rPr>
+      </w:r>
+    </w:p>
+    <w:p>
+      <w:pPr>
+        <w:rPr>
+          <w:rFonts w:ascii="Times New Roman" w:cs="Times New Roman" w:eastAsia="Times New Roman" w:hAnsi="Times New Roman"/>
+        </w:rPr>
+      </w:pPr>
       <w:r>
         <w:rPr>
           <w:rtl w:val="0"/>

--- a/jmeter profiles/concurrency stress test/Стрес тестування (Concurrency Thread Group).docx
+++ b/jmeter profiles/concurrency stress test/Стрес тестування (Concurrency Thread Group).docx
@@ -72,12 +72,12 @@
           <wp:inline distB="114300" distT="114300" distL="114300" distR="114300">
             <wp:extent cx="5731200" cy="2895600"/>
             <wp:effectExtent b="0" l="0" r="0" t="0"/>
-            <wp:docPr id="9" name="image4.png"/>
+            <wp:docPr id="9" name="image13.png"/>
             <a:graphic>
               <a:graphicData uri="http://schemas.openxmlformats.org/drawingml/2006/picture">
                 <pic:pic>
                   <pic:nvPicPr>
-                    <pic:cNvPr id="0" name="image4.png"/>
+                    <pic:cNvPr id="0" name="image13.png"/>
                     <pic:cNvPicPr preferRelativeResize="0"/>
                   </pic:nvPicPr>
                   <pic:blipFill>
@@ -147,12 +147,12 @@
           <wp:inline distB="114300" distT="114300" distL="114300" distR="114300">
             <wp:extent cx="5731200" cy="3873500"/>
             <wp:effectExtent b="0" l="0" r="0" t="0"/>
-            <wp:docPr id="14" name="image5.png"/>
+            <wp:docPr id="14" name="image9.png"/>
             <a:graphic>
               <a:graphicData uri="http://schemas.openxmlformats.org/drawingml/2006/picture">
                 <pic:pic>
                   <pic:nvPicPr>
-                    <pic:cNvPr id="0" name="image5.png"/>
+                    <pic:cNvPr id="0" name="image9.png"/>
                     <pic:cNvPicPr preferRelativeResize="0"/>
                   </pic:nvPicPr>
                   <pic:blipFill>
@@ -196,12 +196,12 @@
           <wp:inline distB="114300" distT="114300" distL="114300" distR="114300">
             <wp:extent cx="5731200" cy="3873500"/>
             <wp:effectExtent b="0" l="0" r="0" t="0"/>
-            <wp:docPr id="5" name="image1.png"/>
+            <wp:docPr id="5" name="image6.png"/>
             <a:graphic>
               <a:graphicData uri="http://schemas.openxmlformats.org/drawingml/2006/picture">
                 <pic:pic>
                   <pic:nvPicPr>
-                    <pic:cNvPr id="0" name="image1.png"/>
+                    <pic:cNvPr id="0" name="image6.png"/>
                     <pic:cNvPicPr preferRelativeResize="0"/>
                   </pic:nvPicPr>
                   <pic:blipFill>
@@ -257,12 +257,12 @@
           <wp:inline distB="114300" distT="114300" distL="114300" distR="114300">
             <wp:extent cx="5731200" cy="3873500"/>
             <wp:effectExtent b="0" l="0" r="0" t="0"/>
-            <wp:docPr id="10" name="image7.png"/>
+            <wp:docPr id="10" name="image15.png"/>
             <a:graphic>
               <a:graphicData uri="http://schemas.openxmlformats.org/drawingml/2006/picture">
                 <pic:pic>
                   <pic:nvPicPr>
-                    <pic:cNvPr id="0" name="image7.png"/>
+                    <pic:cNvPr id="0" name="image15.png"/>
                     <pic:cNvPicPr preferRelativeResize="0"/>
                   </pic:nvPicPr>
                   <pic:blipFill>
@@ -330,12 +330,12 @@
           <wp:inline distB="114300" distT="114300" distL="114300" distR="114300">
             <wp:extent cx="5731200" cy="3873500"/>
             <wp:effectExtent b="0" l="0" r="0" t="0"/>
-            <wp:docPr id="1" name="image3.png"/>
+            <wp:docPr id="1" name="image1.png"/>
             <a:graphic>
               <a:graphicData uri="http://schemas.openxmlformats.org/drawingml/2006/picture">
                 <pic:pic>
                   <pic:nvPicPr>
-                    <pic:cNvPr id="0" name="image3.png"/>
+                    <pic:cNvPr id="0" name="image1.png"/>
                     <pic:cNvPicPr preferRelativeResize="0"/>
                   </pic:nvPicPr>
                   <pic:blipFill>
@@ -426,12 +426,12 @@
           <wp:inline distB="114300" distT="114300" distL="114300" distR="114300">
             <wp:extent cx="5731200" cy="2882900"/>
             <wp:effectExtent b="0" l="0" r="0" t="0"/>
-            <wp:docPr id="4" name="image11.png"/>
+            <wp:docPr id="4" name="image14.png"/>
             <a:graphic>
               <a:graphicData uri="http://schemas.openxmlformats.org/drawingml/2006/picture">
                 <pic:pic>
                   <pic:nvPicPr>
-                    <pic:cNvPr id="0" name="image11.png"/>
+                    <pic:cNvPr id="0" name="image14.png"/>
                     <pic:cNvPicPr preferRelativeResize="0"/>
                   </pic:nvPicPr>
                   <pic:blipFill>
@@ -488,12 +488,12 @@
           <wp:inline distB="114300" distT="114300" distL="114300" distR="114300">
             <wp:extent cx="5731200" cy="2946400"/>
             <wp:effectExtent b="0" l="0" r="0" t="0"/>
-            <wp:docPr id="12" name="image8.png"/>
+            <wp:docPr id="12" name="image12.png"/>
             <a:graphic>
               <a:graphicData uri="http://schemas.openxmlformats.org/drawingml/2006/picture">
                 <pic:pic>
                   <pic:nvPicPr>
-                    <pic:cNvPr id="0" name="image8.png"/>
+                    <pic:cNvPr id="0" name="image12.png"/>
                     <pic:cNvPicPr preferRelativeResize="0"/>
                   </pic:nvPicPr>
                   <pic:blipFill>
@@ -538,12 +538,12 @@
           <wp:inline distB="114300" distT="114300" distL="114300" distR="114300">
             <wp:extent cx="5731200" cy="4229100"/>
             <wp:effectExtent b="0" l="0" r="0" t="0"/>
-            <wp:docPr id="6" name="image12.png"/>
+            <wp:docPr id="6" name="image8.png"/>
             <a:graphic>
               <a:graphicData uri="http://schemas.openxmlformats.org/drawingml/2006/picture">
                 <pic:pic>
                   <pic:nvPicPr>
-                    <pic:cNvPr id="0" name="image12.png"/>
+                    <pic:cNvPr id="0" name="image8.png"/>
                     <pic:cNvPicPr preferRelativeResize="0"/>
                   </pic:nvPicPr>
                   <pic:blipFill>
@@ -588,12 +588,12 @@
           <wp:inline distB="114300" distT="114300" distL="114300" distR="114300">
             <wp:extent cx="5731200" cy="4267200"/>
             <wp:effectExtent b="0" l="0" r="0" t="0"/>
-            <wp:docPr id="3" name="image9.png"/>
+            <wp:docPr id="3" name="image10.png"/>
             <a:graphic>
               <a:graphicData uri="http://schemas.openxmlformats.org/drawingml/2006/picture">
                 <pic:pic>
                   <pic:nvPicPr>
-                    <pic:cNvPr id="0" name="image9.png"/>
+                    <pic:cNvPr id="0" name="image10.png"/>
                     <pic:cNvPicPr preferRelativeResize="0"/>
                   </pic:nvPicPr>
                   <pic:blipFill>
@@ -638,12 +638,12 @@
           <wp:inline distB="114300" distT="114300" distL="114300" distR="114300">
             <wp:extent cx="5731200" cy="4267200"/>
             <wp:effectExtent b="0" l="0" r="0" t="0"/>
-            <wp:docPr id="13" name="image10.png"/>
+            <wp:docPr id="13" name="image2.png"/>
             <a:graphic>
               <a:graphicData uri="http://schemas.openxmlformats.org/drawingml/2006/picture">
                 <pic:pic>
                   <pic:nvPicPr>
-                    <pic:cNvPr id="0" name="image10.png"/>
+                    <pic:cNvPr id="0" name="image2.png"/>
                     <pic:cNvPicPr preferRelativeResize="0"/>
                   </pic:nvPicPr>
                   <pic:blipFill>
@@ -705,7 +705,7 @@
           <w:rFonts w:ascii="Times New Roman" w:cs="Times New Roman" w:eastAsia="Times New Roman" w:hAnsi="Times New Roman"/>
           <w:rtl w:val="0"/>
         </w:rPr>
-        <w:t xml:space="preserve">ндпоінт “Get all heroes”  є найслабшою ланкою системи, оскільки саме в цього запиту найгірші результати по часу затримки, відсотку помилок. При збільшенні кількості потоків ці показники збільшуються.</w:t>
+        <w:t xml:space="preserve">ндпоінт “Get all heroes”  є найслабшою ланкою системи, оскільки саме в цього запиту найгірші результати по часу затримки, відсотку помилок. При збільшенні кількості потоків ці показники збільшуються:</w:t>
       </w:r>
     </w:p>
     <w:p>
@@ -1008,7 +1008,7 @@
           <w:rFonts w:ascii="Times New Roman" w:cs="Times New Roman" w:eastAsia="Times New Roman" w:hAnsi="Times New Roman"/>
           <w:rtl w:val="0"/>
         </w:rPr>
-        <w:t xml:space="preserve">(SELECT запити для  “Get all heroes” або “Get hero by id”).  Тому рекомендація полягає у оптимізації селектів для проблемних запитів. </w:t>
+        <w:t xml:space="preserve">(SELECT запити для  “Get all heroes” або “Get hero by id”).  Тому рекомендація полягає у оптимізації селектів для проблемних запитів. Загальний процент помилок більше 1%, тому не варто вважати, що система веде себе прийнятно при 3000 потоках.</w:t>
       </w:r>
     </w:p>
     <w:p>
@@ -1035,12 +1035,12 @@
           <wp:inline distB="114300" distT="114300" distL="114300" distR="114300">
             <wp:extent cx="5355431" cy="3656283"/>
             <wp:effectExtent b="0" l="0" r="0" t="0"/>
-            <wp:docPr id="2" name="image15.png"/>
+            <wp:docPr id="2" name="image11.png"/>
             <a:graphic>
               <a:graphicData uri="http://schemas.openxmlformats.org/drawingml/2006/picture">
                 <pic:pic>
                   <pic:nvPicPr>
-                    <pic:cNvPr id="0" name="image15.png"/>
+                    <pic:cNvPr id="0" name="image11.png"/>
                     <pic:cNvPicPr preferRelativeResize="0"/>
                   </pic:nvPicPr>
                   <pic:blipFill>
@@ -1080,12 +1080,12 @@
           <wp:inline distB="114300" distT="114300" distL="114300" distR="114300">
             <wp:extent cx="5388751" cy="3679031"/>
             <wp:effectExtent b="0" l="0" r="0" t="0"/>
-            <wp:docPr id="11" name="image6.png"/>
+            <wp:docPr id="11" name="image3.png"/>
             <a:graphic>
               <a:graphicData uri="http://schemas.openxmlformats.org/drawingml/2006/picture">
                 <pic:pic>
                   <pic:nvPicPr>
-                    <pic:cNvPr id="0" name="image6.png"/>
+                    <pic:cNvPr id="0" name="image3.png"/>
                     <pic:cNvPicPr preferRelativeResize="0"/>
                   </pic:nvPicPr>
                   <pic:blipFill>
@@ -1129,12 +1129,12 @@
           <wp:inline distB="114300" distT="114300" distL="114300" distR="114300">
             <wp:extent cx="5731200" cy="3911600"/>
             <wp:effectExtent b="0" l="0" r="0" t="0"/>
-            <wp:docPr id="15" name="image14.png"/>
+            <wp:docPr id="15" name="image5.png"/>
             <a:graphic>
               <a:graphicData uri="http://schemas.openxmlformats.org/drawingml/2006/picture">
                 <pic:pic>
                   <pic:nvPicPr>
-                    <pic:cNvPr id="0" name="image14.png"/>
+                    <pic:cNvPr id="0" name="image5.png"/>
                     <pic:cNvPicPr preferRelativeResize="0"/>
                   </pic:nvPicPr>
                   <pic:blipFill>
@@ -1197,12 +1197,12 @@
           <wp:inline distB="114300" distT="114300" distL="114300" distR="114300">
             <wp:extent cx="5731200" cy="3911600"/>
             <wp:effectExtent b="0" l="0" r="0" t="0"/>
-            <wp:docPr id="8" name="image2.png"/>
+            <wp:docPr id="8" name="image4.png"/>
             <a:graphic>
               <a:graphicData uri="http://schemas.openxmlformats.org/drawingml/2006/picture">
                 <pic:pic>
                   <pic:nvPicPr>
-                    <pic:cNvPr id="0" name="image2.png"/>
+                    <pic:cNvPr id="0" name="image4.png"/>
                     <pic:cNvPicPr preferRelativeResize="0"/>
                   </pic:nvPicPr>
                   <pic:blipFill>
@@ -1246,12 +1246,12 @@
           <wp:inline distB="114300" distT="114300" distL="114300" distR="114300">
             <wp:extent cx="5731200" cy="3911600"/>
             <wp:effectExtent b="0" l="0" r="0" t="0"/>
-            <wp:docPr id="7" name="image13.png"/>
+            <wp:docPr id="7" name="image7.png"/>
             <a:graphic>
               <a:graphicData uri="http://schemas.openxmlformats.org/drawingml/2006/picture">
                 <pic:pic>
                   <pic:nvPicPr>
-                    <pic:cNvPr id="0" name="image13.png"/>
+                    <pic:cNvPr id="0" name="image7.png"/>
                     <pic:cNvPicPr preferRelativeResize="0"/>
                   </pic:nvPicPr>
                   <pic:blipFill>
